--- a/GRIDSHIELD_Stage3_Board_Strategy.docx
+++ b/GRIDSHIELD_Stage3_Board_Strategy.docx
@@ -1536,7 +1536,6 @@
           <w:b/>
         </w:rPr>
       </w:pPr>
-      <w:bookmarkStart w:id="0" w:name="_GoBack"/>
       <w:r>
         <w:rPr>
           <w:b/>
@@ -1544,115 +1543,158 @@
         <w:t>3.2 Penalty Reduction Comparison</w:t>
       </w:r>
     </w:p>
-    <w:bookmarkEnd w:id="0"/>
+    <w:p>
+      <w:r>
+        <w:rPr>
+          <w:noProof/>
+          <w:lang w:val="en-IN" w:eastAsia="en-IN"/>
+        </w:rPr>
+        <w:drawing>
+          <wp:inline distT="0" distB="0" distL="0" distR="0" wp14:anchorId="6078A919" wp14:editId="4A33AFFE">
+            <wp:extent cx="5486400" cy="2774315"/>
+            <wp:effectExtent l="0" t="0" r="0" b="6985"/>
+            <wp:docPr id="2" name="Picture 2"/>
+            <wp:cNvGraphicFramePr>
+              <a:graphicFrameLocks xmlns:a="http://schemas.openxmlformats.org/drawingml/2006/main" noChangeAspect="1"/>
+            </wp:cNvGraphicFramePr>
+            <a:graphic xmlns:a="http://schemas.openxmlformats.org/drawingml/2006/main">
+              <a:graphicData uri="http://schemas.openxmlformats.org/drawingml/2006/picture">
+                <pic:pic xmlns:pic="http://schemas.openxmlformats.org/drawingml/2006/picture">
+                  <pic:nvPicPr>
+                    <pic:cNvPr id="1" name=""/>
+                    <pic:cNvPicPr/>
+                  </pic:nvPicPr>
+                  <pic:blipFill>
+                    <a:blip r:embed="rId9"/>
+                    <a:stretch>
+                      <a:fillRect/>
+                    </a:stretch>
+                  </pic:blipFill>
+                  <pic:spPr>
+                    <a:xfrm>
+                      <a:off x="0" y="0"/>
+                      <a:ext cx="5486400" cy="2774315"/>
+                    </a:xfrm>
+                    <a:prstGeom prst="rect">
+                      <a:avLst/>
+                    </a:prstGeom>
+                  </pic:spPr>
+                </pic:pic>
+              </a:graphicData>
+            </a:graphic>
+          </wp:inline>
+        </w:drawing>
+      </w:r>
+    </w:p>
+    <w:p>
+      <w:bookmarkStart w:id="0" w:name="_GoBack"/>
+      <w:bookmarkEnd w:id="0"/>
+      <w:r>
+        <w:t>| Penalty Metric | Stage 2 Baseline | Stage 3 GRIDSHIELD | Improvement |</w:t>
+      </w:r>
+    </w:p>
+    <w:p>
+      <w:r>
+        <w:t>|----------------|-----------------|-------------------|-------------|</w:t>
+      </w:r>
+    </w:p>
+    <w:p>
+      <w:r>
+        <w:t>| **Total Penalty (Quarterly</w:t>
+      </w:r>
+      <w:proofErr w:type="gramStart"/>
+      <w:r>
+        <w:t>)*</w:t>
+      </w:r>
+      <w:proofErr w:type="gramEnd"/>
+      <w:r>
+        <w:t>* | ₹252,565 | **₹227,257** | **₹25,308 savings (−10.0%)** |</w:t>
+      </w:r>
+    </w:p>
+    <w:p>
+      <w:r>
+        <w:t>| **Peak-Hour Penalty** | ₹38,595 | **₹38,184** | **₹411 savings (−1.1%</w:t>
+      </w:r>
+      <w:proofErr w:type="gramStart"/>
+      <w:r>
+        <w:t>)*</w:t>
+      </w:r>
+      <w:proofErr w:type="gramEnd"/>
+      <w:r>
+        <w:t>* |</w:t>
+      </w:r>
+    </w:p>
+    <w:p>
+      <w:r>
+        <w:t>| **Off-Peak Penalty** | ₹213,970 | **₹189,074** | **₹24,896 savings (−11.6%</w:t>
+      </w:r>
+      <w:proofErr w:type="gramStart"/>
+      <w:r>
+        <w:t>)*</w:t>
+      </w:r>
+      <w:proofErr w:type="gramEnd"/>
+      <w:r>
+        <w:t>* |</w:t>
+      </w:r>
+    </w:p>
+    <w:p>
+      <w:r>
+        <w:t>| **Under-Forecast Penalty** | ₹186,933 | **₹130,700** | **₹56,233 savings (−30.1%</w:t>
+      </w:r>
+      <w:proofErr w:type="gramStart"/>
+      <w:r>
+        <w:t>)*</w:t>
+      </w:r>
+      <w:proofErr w:type="gramEnd"/>
+      <w:r>
+        <w:t>* |</w:t>
+      </w:r>
+    </w:p>
+    <w:p>
+      <w:r>
+        <w:t>| **Over-Forecast Penalty** | ₹65,631 | ₹96,557 | +₹30,926 (controlled cost of governance) |</w:t>
+      </w:r>
+    </w:p>
+    <w:p>
+      <w:r>
+        <w:t>| **Net Financial Improvement** | — | — | **₹25,308 net savings / quarter** |</w:t>
+      </w:r>
+    </w:p>
     <w:p/>
     <w:p>
       <w:r>
-        <w:t>| Penalty Metric | Stage 2 Baseline | Stage 3 GRIDSHIELD | Improvement |</w:t>
-      </w:r>
-    </w:p>
-    <w:p>
-      <w:r>
-        <w:t>|----------------|-----------------|-------------------|-------------|</w:t>
-      </w:r>
-    </w:p>
-    <w:p>
-      <w:r>
-        <w:t>| **Total Penalty (Quarterly</w:t>
+        <w:lastRenderedPageBreak/>
+        <w:t>&gt; **Board Interpretation</w:t>
       </w:r>
       <w:proofErr w:type="gramStart"/>
       <w:r>
-        <w:t>)*</w:t>
+        <w:t>:*</w:t>
       </w:r>
       <w:proofErr w:type="gramEnd"/>
       <w:r>
-        <w:t>* | ₹252,565 | **₹227,257** | **₹25,308 savings (−10.0%)** |</w:t>
-      </w:r>
-    </w:p>
-    <w:p>
-      <w:r>
-        <w:t>| **Peak-Hour Penalty** | ₹38,595 | **₹38,184** | **₹411 savings (−1.1%</w:t>
-      </w:r>
-      <w:proofErr w:type="gramStart"/>
-      <w:r>
-        <w:t>)*</w:t>
-      </w:r>
-      <w:proofErr w:type="gramEnd"/>
-      <w:r>
-        <w:t>* |</w:t>
-      </w:r>
-    </w:p>
-    <w:p>
-      <w:r>
-        <w:t>| **Off-Peak Penalty** | ₹213,970 | **₹189,074** | **₹24,896 savings (−11.6%</w:t>
-      </w:r>
-      <w:proofErr w:type="gramStart"/>
-      <w:r>
-        <w:t>)*</w:t>
-      </w:r>
-      <w:proofErr w:type="gramEnd"/>
-      <w:r>
-        <w:t>* |</w:t>
-      </w:r>
-    </w:p>
-    <w:p>
-      <w:r>
-        <w:t>| **Under-Forecast Penalty** | ₹186,933 | **₹130,700** | **₹56,233 savings (−30.1%</w:t>
-      </w:r>
-      <w:proofErr w:type="gramStart"/>
-      <w:r>
-        <w:t>)*</w:t>
-      </w:r>
-      <w:proofErr w:type="gramEnd"/>
-      <w:r>
-        <w:t>* |</w:t>
-      </w:r>
-    </w:p>
-    <w:p>
-      <w:r>
-        <w:t>| **Over-Forecast Penalty** | ₹65,631 | ₹96,557 | +₹30,926 (controlled cost of governance) |</w:t>
-      </w:r>
-    </w:p>
-    <w:p>
-      <w:r>
-        <w:t>| **Net Financial Improvement** | — | — | **₹25,308 net savings / quarter** |</w:t>
+        <w:t>* Stage 3 GRIDSHIELD reduces under-forecast penalty by 30.1% — the most expensive penalty category at ₹4/kWh — while accepting a controlled increase in over-forecast cost at ₹2/kWh. The net result is a ₹25,308 improvement per quarter, or approximately **₹100,000 annually**.</w:t>
       </w:r>
     </w:p>
     <w:p/>
     <w:p>
       <w:r>
-        <w:t>&gt; **Board Interpretation</w:t>
-      </w:r>
-      <w:proofErr w:type="gramStart"/>
-      <w:r>
-        <w:t>:*</w:t>
-      </w:r>
-      <w:proofErr w:type="gramEnd"/>
-      <w:r>
-        <w:t>* Stage 3 GRIDSHIELD reduces under-forecast penalty by 30.1% — the most expensive penalty category at ₹4/kWh — while accepting a controlled increase in over-forecast cost at ₹2/kWh. The net result is a ₹25,308 improvement per quarter, or approximately **₹100,000 annually**.</w:t>
+        <w:t>---</w:t>
       </w:r>
     </w:p>
     <w:p/>
     <w:p>
       <w:r>
-        <w:t>---</w:t>
+        <w:t>### 3.3 Risk Stabilization Comparison</w:t>
       </w:r>
     </w:p>
     <w:p/>
     <w:p>
       <w:r>
-        <w:t>### 3.3 Risk Stabilization Comparison</w:t>
-      </w:r>
-    </w:p>
-    <w:p/>
-    <w:p>
-      <w:r>
         <w:t>| Risk Metric | Stage 2 Baseline | Stage 3 GRIDSHIELD | Change |</w:t>
       </w:r>
     </w:p>
     <w:p>
       <w:r>
-        <w:lastRenderedPageBreak/>
         <w:t>|-------------|-----------------|-------------------|--------|</w:t>
       </w:r>
     </w:p>
@@ -1772,6 +1814,7 @@
     </w:p>
     <w:p>
       <w:r>
+        <w:lastRenderedPageBreak/>
         <w:t>STAGE 2 BASELINE BIAS:     +0.54</w:t>
       </w:r>
       <w:proofErr w:type="gramStart"/>
@@ -1832,88 +1875,1712 @@
     </w:p>
     <w:p>
       <w:r>
+        <w:t>```</w:t>
+      </w:r>
+    </w:p>
+    <w:p/>
+    <w:p>
+      <w:r>
+        <w:t>---</w:t>
+      </w:r>
+    </w:p>
+    <w:p/>
+    <w:p>
+      <w:r>
+        <w:t>### 3.5 Strategic Position Summary</w:t>
+      </w:r>
+    </w:p>
+    <w:p/>
+    <w:p>
+      <w:r>
+        <w:t>| Dimension | Stage 2 Baseline | Stage 3 GRIDSHIELD |</w:t>
+      </w:r>
+    </w:p>
+    <w:p>
+      <w:r>
+        <w:t>|-----------|-----------------|-------------------|</w:t>
+      </w:r>
+    </w:p>
+    <w:p>
+      <w:r>
+        <w:t xml:space="preserve">| **Governance Model** | </w:t>
+      </w:r>
+      <w:proofErr w:type="gramStart"/>
+      <w:r>
+        <w:t>None</w:t>
+      </w:r>
+      <w:proofErr w:type="gramEnd"/>
+      <w:r>
+        <w:t xml:space="preserve"> — raw model output | Active — 5-component control system |</w:t>
+      </w:r>
+    </w:p>
+    <w:p>
+      <w:r>
+        <w:t>| **Bias Control** | Incidental | Deliberate &amp; governed |</w:t>
+      </w:r>
+    </w:p>
+    <w:p>
+      <w:r>
+        <w:t xml:space="preserve">| **Peak Protection** | </w:t>
+      </w:r>
+      <w:proofErr w:type="gramStart"/>
+      <w:r>
+        <w:t>None</w:t>
+      </w:r>
+      <w:proofErr w:type="gramEnd"/>
+      <w:r>
+        <w:t xml:space="preserve"> | Q0.90 guardrail active |</w:t>
+      </w:r>
+    </w:p>
+    <w:p>
+      <w:r>
+        <w:t xml:space="preserve">| **Exposure Cap** | Breached (₹252K </w:t>
+      </w:r>
+      <w:proofErr w:type="spellStart"/>
+      <w:r>
+        <w:t>vs</w:t>
+      </w:r>
+      <w:proofErr w:type="spellEnd"/>
+      <w:r>
+        <w:t xml:space="preserve"> ₹230K cap) | Met (₹227K within cap) |</w:t>
+      </w:r>
+    </w:p>
+    <w:p>
+      <w:r>
+        <w:t xml:space="preserve">| **Board </w:t>
+      </w:r>
+      <w:proofErr w:type="spellStart"/>
+      <w:r>
+        <w:t>Reportability</w:t>
+      </w:r>
+      <w:proofErr w:type="spellEnd"/>
+      <w:r>
+        <w:t>** | Not ready | Board-ready with full transparency |</w:t>
+      </w:r>
+    </w:p>
+    <w:p/>
+    <w:p>
+      <w:r>
+        <w:t>---</w:t>
+      </w:r>
+    </w:p>
+    <w:p/>
+    <w:p>
+      <w:r>
+        <w:t>## 4. FINANCIAL EXPOSURE ANALYSIS</w:t>
+      </w:r>
+    </w:p>
+    <w:p/>
+    <w:p>
+      <w:r>
+        <w:t>&gt; This section presents penalty outcomes in business language for Board-level financial review.</w:t>
+      </w:r>
+    </w:p>
+    <w:p/>
+    <w:p>
+      <w:r>
+        <w:t>### 4.1 Total Penalty — Baseline vs. Stage 3</w:t>
+      </w:r>
+    </w:p>
+    <w:p/>
+    <w:p>
+      <w:r>
+        <w:t>| | Stage 2 Baseline (Uncontrolled) | Stage 3 GRIDSHIELD (Controlled) |</w:t>
+      </w:r>
+    </w:p>
+    <w:p>
+      <w:r>
+        <w:t>|--|--|--|</w:t>
+      </w:r>
+    </w:p>
+    <w:p>
+      <w:r>
+        <w:t>| **Total Quarterly Penalty** | ₹2</w:t>
+      </w:r>
+      <w:proofErr w:type="gramStart"/>
+      <w:r>
+        <w:t>,52,565</w:t>
+      </w:r>
+      <w:proofErr w:type="gramEnd"/>
+      <w:r>
+        <w:t xml:space="preserve"> | ₹2,27,257 |</w:t>
+      </w:r>
+    </w:p>
+    <w:p>
+      <w:r>
+        <w:t>| **vs. Exposure Cap (₹2</w:t>
+      </w:r>
+      <w:proofErr w:type="gramStart"/>
+      <w:r>
+        <w:t>,30,000</w:t>
+      </w:r>
+      <w:proofErr w:type="gramEnd"/>
+      <w:r>
+        <w:t>)** | Exceeds by ₹22,565 (**BREACH**) | ₹2,743 within cap (**COMPLIANT**) |</w:t>
+      </w:r>
+    </w:p>
+    <w:p>
+      <w:r>
+        <w:t>| **vs. Naive Baseline** | −43.8% improvement | **−49.4% improvement** |</w:t>
+      </w:r>
+    </w:p>
+    <w:p>
+      <w:r>
+        <w:t>| **Annualized Penalty** | ~₹10</w:t>
+      </w:r>
+      <w:proofErr w:type="gramStart"/>
+      <w:r>
+        <w:t>,10,000</w:t>
+      </w:r>
+      <w:proofErr w:type="gramEnd"/>
+      <w:r>
+        <w:t xml:space="preserve"> | **~₹9,09,000** |</w:t>
+      </w:r>
+    </w:p>
+    <w:p>
+      <w:r>
+        <w:t>| **Annual Savings vs. Naive** | ~₹7</w:t>
+      </w:r>
+      <w:proofErr w:type="gramStart"/>
+      <w:r>
+        <w:t>,90,000</w:t>
+      </w:r>
+      <w:proofErr w:type="gramEnd"/>
+      <w:r>
+        <w:t xml:space="preserve"> | **~₹8,80,000** |</w:t>
+      </w:r>
+    </w:p>
+    <w:p/>
+    <w:p>
+      <w:r>
+        <w:t>---</w:t>
+      </w:r>
+    </w:p>
+    <w:p/>
+    <w:p>
+      <w:r>
+        <w:t>### 4.2 Peak-Hour Penalty Comparison</w:t>
+      </w:r>
+    </w:p>
+    <w:p/>
+    <w:p>
+      <w:r>
+        <w:t>**Peak Hours Defined</w:t>
+      </w:r>
+      <w:proofErr w:type="gramStart"/>
+      <w:r>
+        <w:t>:*</w:t>
+      </w:r>
+      <w:proofErr w:type="gramEnd"/>
+      <w:r>
+        <w:t>* 18:00 to 22:00 daily (16.7% of total time)</w:t>
+      </w:r>
+    </w:p>
+    <w:p/>
+    <w:p>
+      <w:r>
+        <w:t>| | Stage 2 Baseline | Stage 3 GRIDSHIELD |</w:t>
+      </w:r>
+    </w:p>
+    <w:p>
+      <w:r>
+        <w:t>|--|--|--|</w:t>
+      </w:r>
+    </w:p>
+    <w:p>
+      <w:r>
+        <w:t>| **Peak Penalty** | ₹38,595 | **₹38,184** |</w:t>
+      </w:r>
+    </w:p>
+    <w:p>
+      <w:r>
+        <w:t>| **Peak % of Total** | 15.3% | **16.8%** |</w:t>
+      </w:r>
+    </w:p>
+    <w:p>
+      <w:r>
+        <w:t>| **Reduction** | — | **₹411 (−1.1%</w:t>
+      </w:r>
+      <w:proofErr w:type="gramStart"/>
+      <w:r>
+        <w:t>)*</w:t>
+      </w:r>
+      <w:proofErr w:type="gramEnd"/>
+      <w:r>
+        <w:t>* |</w:t>
+      </w:r>
+    </w:p>
+    <w:p>
+      <w:r>
+        <w:t xml:space="preserve">| **Governance Action** | </w:t>
+      </w:r>
+      <w:proofErr w:type="gramStart"/>
+      <w:r>
+        <w:t>None</w:t>
+      </w:r>
+      <w:proofErr w:type="gramEnd"/>
+      <w:r>
+        <w:t xml:space="preserve"> | Q0.90 model deployed (conservative buffer +25–30 kW) |</w:t>
+      </w:r>
+    </w:p>
+    <w:p/>
+    <w:p>
+      <w:r>
+        <w:t>&gt; **Board Interpretation</w:t>
+      </w:r>
+      <w:proofErr w:type="gramStart"/>
+      <w:r>
+        <w:t>:*</w:t>
+      </w:r>
+      <w:proofErr w:type="gramEnd"/>
+      <w:r>
+        <w:t xml:space="preserve">* Peak-hour penalties are actively managed. Switching to Q0.90 during 18:00–22:00 costs a marginal ₹1,780 in additional over-forecast penalty but provides a material guardrail against high-cost grid </w:t>
+      </w:r>
+      <w:proofErr w:type="spellStart"/>
+      <w:r>
+        <w:t>drawal</w:t>
+      </w:r>
+      <w:proofErr w:type="spellEnd"/>
+      <w:r>
+        <w:t xml:space="preserve"> events. Peak concentration is held at 16.8%, demonstrating that our GRIDSHIELD system is not allowing disproportionate peak-hour risk to accumulate.</w:t>
+      </w:r>
+    </w:p>
+    <w:p/>
+    <w:p>
+      <w:r>
+        <w:t>---</w:t>
+      </w:r>
+    </w:p>
+    <w:p/>
+    <w:p>
+      <w:r>
+        <w:t>### 4.3 Off-Peak Penalty Comparison</w:t>
+      </w:r>
+    </w:p>
+    <w:p/>
+    <w:p>
+      <w:r>
+        <w:t>| | Stage 2 Baseline | Stage 3 GRIDSHIELD |</w:t>
+      </w:r>
+    </w:p>
+    <w:p>
+      <w:r>
+        <w:t>|--|--|--|</w:t>
+      </w:r>
+    </w:p>
+    <w:p>
+      <w:r>
+        <w:t>| **Off-Peak Penalty** | ₹2</w:t>
+      </w:r>
+      <w:proofErr w:type="gramStart"/>
+      <w:r>
+        <w:t>,13,970</w:t>
+      </w:r>
+      <w:proofErr w:type="gramEnd"/>
+      <w:r>
+        <w:t xml:space="preserve"> | **₹1,89,074** |</w:t>
+      </w:r>
+    </w:p>
+    <w:p>
+      <w:r>
+        <w:t>| **Reduction** | — | **₹24,896 (−11.6%</w:t>
+      </w:r>
+      <w:proofErr w:type="gramStart"/>
+      <w:r>
+        <w:t>)*</w:t>
+      </w:r>
+      <w:proofErr w:type="gramEnd"/>
+      <w:r>
+        <w:t>* |</w:t>
+      </w:r>
+    </w:p>
+    <w:p>
+      <w:r>
+        <w:t xml:space="preserve">| **Governance Action** | </w:t>
+      </w:r>
+      <w:proofErr w:type="gramStart"/>
+      <w:r>
+        <w:t>None</w:t>
+      </w:r>
+      <w:proofErr w:type="gramEnd"/>
+      <w:r>
+        <w:t xml:space="preserve"> | Q0.667 bias-optimized model deployed |</w:t>
+      </w:r>
+    </w:p>
+    <w:p/>
+    <w:p>
+      <w:r>
+        <w:t>&gt; **Board Interpretation</w:t>
+      </w:r>
+      <w:proofErr w:type="gramStart"/>
+      <w:r>
+        <w:t>:*</w:t>
+      </w:r>
+      <w:proofErr w:type="gramEnd"/>
+      <w:r>
+        <w:t>* The largest penalty saving — **₹24,896 per quarter** — is achieved in off-peak hours. This is driven by the Bias Governance Layer correcting the Stage 2 under-forecast tendency, thereby avoiding the ₹4/kWh under-forecast penalty during routine operations.</w:t>
+      </w:r>
+    </w:p>
+    <w:p/>
+    <w:p>
+      <w:r>
+        <w:t>---</w:t>
+      </w:r>
+    </w:p>
+    <w:p/>
+    <w:p>
+      <w:r>
+        <w:t>### 4.4 Financial Improvement Relative to Exposure Cap</w:t>
+      </w:r>
+    </w:p>
+    <w:p/>
+    <w:p>
+      <w:r>
+        <w:t>```</w:t>
+      </w:r>
+    </w:p>
+    <w:p>
+      <w:r>
+        <w:t>Board Exposure Cap:           ₹2</w:t>
+      </w:r>
+      <w:proofErr w:type="gramStart"/>
+      <w:r>
+        <w:t>,30,000</w:t>
+      </w:r>
+      <w:proofErr w:type="gramEnd"/>
+      <w:r>
+        <w:t xml:space="preserve"> per quarter</w:t>
+      </w:r>
+    </w:p>
+    <w:p/>
+    <w:p>
+      <w:r>
         <w:lastRenderedPageBreak/>
+        <w:t>Stage 2 Baseline:             ₹2</w:t>
+      </w:r>
+      <w:proofErr w:type="gramStart"/>
+      <w:r>
+        <w:t>,52,565</w:t>
+      </w:r>
+      <w:proofErr w:type="gramEnd"/>
+      <w:r>
+        <w:t xml:space="preserve">  →  ₹22,565 OVER CAP  (BREACH)</w:t>
+      </w:r>
+    </w:p>
+    <w:p>
+      <w:r>
+        <w:t>Stage 3 GRIDSHIELD:           ₹2</w:t>
+      </w:r>
+      <w:proofErr w:type="gramStart"/>
+      <w:r>
+        <w:t>,27,257</w:t>
+      </w:r>
+      <w:proofErr w:type="gramEnd"/>
+      <w:r>
+        <w:t xml:space="preserve">  →  ₹2,743 WITHIN CAP  (COMPLIANT)</w:t>
+      </w:r>
+    </w:p>
+    <w:p/>
+    <w:p>
+      <w:r>
+        <w:t>Financial improvement from governance controls: ₹25,308 / quarter</w:t>
+      </w:r>
+    </w:p>
+    <w:p>
+      <w:r>
+        <w:t>Annual governance benefit:                       ~₹1</w:t>
+      </w:r>
+      <w:proofErr w:type="gramStart"/>
+      <w:r>
+        <w:t>,00,000</w:t>
+      </w:r>
+      <w:proofErr w:type="gramEnd"/>
+    </w:p>
+    <w:p>
+      <w:r>
         <w:t>```</w:t>
       </w:r>
     </w:p>
     <w:p/>
     <w:p>
       <w:r>
+        <w:t>&gt; **Board Interpretation</w:t>
+      </w:r>
+      <w:proofErr w:type="gramStart"/>
+      <w:r>
+        <w:t>:*</w:t>
+      </w:r>
+      <w:proofErr w:type="gramEnd"/>
+      <w:r>
+        <w:t>* The governance controls implemented in Stage 3 are not merely procedural — they deliver **measurable financial outcomes**. The Board can be confident that the ₹25,308 quarterly improvement is attributable directly to the Bias Governance Layer and Peak Reliability Guardrail, not to model accuracy improvements.</w:t>
+      </w:r>
+    </w:p>
+    <w:p/>
+    <w:p>
+      <w:r>
         <w:t>---</w:t>
       </w:r>
     </w:p>
     <w:p/>
     <w:p>
       <w:r>
-        <w:t>### 3.5 Strategic Position Summary</w:t>
+        <w:t>## 5. GRIDSHIELD OPERATIONAL SYSTEM ARCHITECTURE</w:t>
       </w:r>
     </w:p>
     <w:p/>
     <w:p>
       <w:r>
-        <w:t>| Dimension | Stage 2 Baseline | Stage 3 GRIDSHIELD |</w:t>
-      </w:r>
-    </w:p>
-    <w:p>
-      <w:r>
-        <w:t>|-----------|-----------------|-------------------|</w:t>
-      </w:r>
-    </w:p>
-    <w:p>
-      <w:r>
-        <w:t xml:space="preserve">| **Governance Model** | </w:t>
-      </w:r>
+        <w:t>&gt; GRIDSHIELD operates as a **five-component governed forecasting system**, not a single machine learning model. Advanced analytics enable the system; operational governance controls the outcomes.</w:t>
+      </w:r>
+    </w:p>
+    <w:p/>
+    <w:p>
+      <w:r>
+        <w:t>---</w:t>
+      </w:r>
+    </w:p>
+    <w:p/>
+    <w:p>
+      <w:r>
+        <w:t>### 5.1 Component Overview</w:t>
+      </w:r>
+    </w:p>
+    <w:p/>
+    <w:p>
+      <w:r>
+        <w:t>```</w:t>
+      </w:r>
+    </w:p>
+    <w:p>
+      <w:r>
+        <w:t>┌─────────────────────────────────────────────────────────────┐</w:t>
+      </w:r>
+    </w:p>
+    <w:p>
+      <w:r>
+        <w:t>│                  GRIDSHIELD CONTROL SYSTEM                  │</w:t>
+      </w:r>
+    </w:p>
+    <w:p>
+      <w:r>
+        <w:lastRenderedPageBreak/>
+        <w:t>│                                                             │</w:t>
+      </w:r>
+    </w:p>
+    <w:p>
+      <w:r>
+        <w:t>│  ┌─────────────────┐    ┌──────────────────────────────┐   │</w:t>
+      </w:r>
+    </w:p>
+    <w:p>
       <w:proofErr w:type="gramStart"/>
       <w:r>
-        <w:t>None</w:t>
+        <w:t>│  │</w:t>
       </w:r>
       <w:proofErr w:type="gramEnd"/>
       <w:r>
-        <w:t xml:space="preserve"> — raw model output | Active — 5-component control system |</w:t>
-      </w:r>
-    </w:p>
-    <w:p>
-      <w:r>
-        <w:t>| **Bias Control** | Incidental | Deliberate &amp; governed |</w:t>
-      </w:r>
-    </w:p>
-    <w:p>
-      <w:r>
-        <w:t xml:space="preserve">| **Peak Protection** | </w:t>
-      </w:r>
+        <w:t xml:space="preserve">  EXPOSURE        │    │  BIAS GOVERNANCE LAYER        │   │</w:t>
+      </w:r>
+    </w:p>
+    <w:p>
       <w:proofErr w:type="gramStart"/>
       <w:r>
-        <w:t>None</w:t>
+        <w:t>│  │</w:t>
       </w:r>
       <w:proofErr w:type="gramEnd"/>
       <w:r>
-        <w:t xml:space="preserve"> | Q0.90 guardrail active |</w:t>
-      </w:r>
-    </w:p>
-    <w:p>
-      <w:r>
-        <w:t xml:space="preserve">| **Exposure Cap** | Breached (₹252K </w:t>
+        <w:t xml:space="preserve">  CONTROL ENGINE  │    │                              │   │</w:t>
+      </w:r>
+    </w:p>
+    <w:p>
+      <w:proofErr w:type="gramStart"/>
+      <w:r>
+        <w:t>│  │</w:t>
+      </w:r>
+      <w:proofErr w:type="gramEnd"/>
+      <w:r>
+        <w:t xml:space="preserve">                 │    │  Target Bias: −0.61%          │   │</w:t>
+      </w:r>
+    </w:p>
+    <w:p>
+      <w:proofErr w:type="gramStart"/>
+      <w:r>
+        <w:t>│  │</w:t>
+      </w:r>
+      <w:proofErr w:type="gramEnd"/>
+      <w:r>
+        <w:t xml:space="preserve">  Cap: ₹2,30,000 │    │  α = 4/(4+2) = 0.667         │   │</w:t>
+      </w:r>
+    </w:p>
+    <w:p>
+      <w:proofErr w:type="gramStart"/>
+      <w:r>
+        <w:t>│  │</w:t>
+      </w:r>
+      <w:proofErr w:type="gramEnd"/>
+      <w:r>
+        <w:t xml:space="preserve">  Monitor: Live  │◄───┤  Direction: Over-forecast     │   │</w:t>
+      </w:r>
+    </w:p>
+    <w:p>
+      <w:r>
+        <w:t>│  └────────┬────────┘    └──────────────────────────────┘   │</w:t>
+      </w:r>
+    </w:p>
+    <w:p>
+      <w:r>
+        <w:t>│           │                                                 │</w:t>
+      </w:r>
+    </w:p>
+    <w:p>
+      <w:r>
+        <w:t>│  ┌────────▼────────┐    ┌──────────────────────────────┐   │</w:t>
+      </w:r>
+    </w:p>
+    <w:p>
+      <w:proofErr w:type="gramStart"/>
+      <w:r>
+        <w:t>│  │</w:t>
+      </w:r>
+      <w:proofErr w:type="gramEnd"/>
+      <w:r>
+        <w:t xml:space="preserve">  PEAK RELIABILITY│    │  BUFFER OPTIMIZATION MANAGER  │   │</w:t>
+      </w:r>
+    </w:p>
+    <w:p>
+      <w:proofErr w:type="gramStart"/>
+      <w:r>
+        <w:t>│  │</w:t>
+      </w:r>
+      <w:proofErr w:type="gramEnd"/>
+      <w:r>
+        <w:t xml:space="preserve">  GUARDRAIL       │    │                              │   │</w:t>
+      </w:r>
+    </w:p>
+    <w:p>
+      <w:proofErr w:type="gramStart"/>
+      <w:r>
+        <w:t>│  │</w:t>
+      </w:r>
+      <w:proofErr w:type="gramEnd"/>
+      <w:r>
+        <w:t xml:space="preserve">                 │    │  Off-Peak: +5 to +15 kW       │   │</w:t>
+      </w:r>
+    </w:p>
+    <w:p>
+      <w:proofErr w:type="gramStart"/>
+      <w:r>
+        <w:t>│  │</w:t>
+      </w:r>
+      <w:proofErr w:type="gramEnd"/>
+      <w:r>
+        <w:t xml:space="preserve">  Q0.90 at 18-22 │    │  Peak:    +25 to +30 kW      │   │</w:t>
+      </w:r>
+    </w:p>
+    <w:p>
+      <w:proofErr w:type="gramStart"/>
+      <w:r>
+        <w:t>│  │</w:t>
+      </w:r>
+      <w:proofErr w:type="gramEnd"/>
+      <w:r>
+        <w:t xml:space="preserve">  +25-30 kW buff  │◄───┤  Switches by time window     │   │</w:t>
+      </w:r>
+    </w:p>
+    <w:p>
+      <w:r>
+        <w:t>│  └────────┬────────┘    └──────────────────────────────┘   │</w:t>
+      </w:r>
+    </w:p>
+    <w:p>
+      <w:r>
+        <w:t>│           │                                                 │</w:t>
+      </w:r>
+    </w:p>
+    <w:p>
+      <w:r>
+        <w:t>│  ┌────────▼────────────────────────────────────────────┐   │</w:t>
+      </w:r>
+    </w:p>
+    <w:p>
+      <w:proofErr w:type="gramStart"/>
+      <w:r>
+        <w:t>│  │</w:t>
+      </w:r>
+      <w:proofErr w:type="gramEnd"/>
+      <w:r>
+        <w:t xml:space="preserve">              RISK TRANSPARENCY DASHBOARD             │   │</w:t>
+      </w:r>
+    </w:p>
+    <w:p>
+      <w:proofErr w:type="gramStart"/>
+      <w:r>
+        <w:t>│  │</w:t>
+      </w:r>
+      <w:proofErr w:type="gramEnd"/>
+      <w:r>
+        <w:t xml:space="preserve">  95th %</w:t>
       </w:r>
       <w:proofErr w:type="spellStart"/>
       <w:r>
+        <w:t>ile</w:t>
+      </w:r>
+      <w:proofErr w:type="spellEnd"/>
+      <w:r>
+        <w:t xml:space="preserve"> deviation | Worst 5 intervals | P&amp;L view  │   │</w:t>
+      </w:r>
+    </w:p>
+    <w:p>
+      <w:r>
+        <w:t>│  └────────────────────────────────────────────────────┘   │</w:t>
+      </w:r>
+    </w:p>
+    <w:p>
+      <w:r>
+        <w:t>└─────────────────────────────────────────────────────────────┘</w:t>
+      </w:r>
+    </w:p>
+    <w:p>
+      <w:r>
+        <w:t>```</w:t>
+      </w:r>
+    </w:p>
+    <w:p/>
+    <w:p>
+      <w:r>
+        <w:t>---</w:t>
+      </w:r>
+    </w:p>
+    <w:p/>
+    <w:p>
+      <w:r>
+        <w:t>### 5.2 Component Descriptions</w:t>
+      </w:r>
+    </w:p>
+    <w:p/>
+    <w:p>
+      <w:r>
+        <w:t>#### A. Exposure Control Engine</w:t>
+      </w:r>
+    </w:p>
+    <w:p>
+      <w:r>
+        <w:t>**Purpose</w:t>
+      </w:r>
+      <w:proofErr w:type="gramStart"/>
+      <w:r>
+        <w:t>:*</w:t>
+      </w:r>
+      <w:proofErr w:type="gramEnd"/>
+      <w:r>
+        <w:t>* Ensure total financial exposure remains within Board-approved quarterly cap.</w:t>
+      </w:r>
+    </w:p>
+    <w:p/>
+    <w:p>
+      <w:r>
+        <w:t>**Operation</w:t>
+      </w:r>
+      <w:proofErr w:type="gramStart"/>
+      <w:r>
+        <w:t>:*</w:t>
+      </w:r>
+      <w:proofErr w:type="gramEnd"/>
+      <w:r>
+        <w:t>*</w:t>
+      </w:r>
+    </w:p>
+    <w:p>
+      <w:r>
+        <w:t>- Monitors cumulative penalty in real time against ₹2</w:t>
+      </w:r>
+      <w:proofErr w:type="gramStart"/>
+      <w:r>
+        <w:t>,30,000</w:t>
+      </w:r>
+      <w:proofErr w:type="gramEnd"/>
+      <w:r>
+        <w:t xml:space="preserve"> quarterly ceiling</w:t>
+      </w:r>
+    </w:p>
+    <w:p>
+      <w:r>
+        <w:t>- Triggers escalation alert if 30-day run rate exceeds threshold</w:t>
+      </w:r>
+    </w:p>
+    <w:p>
+      <w:r>
+        <w:t>- Reports Board compliance status at each forecasting cycle</w:t>
+      </w:r>
+    </w:p>
+    <w:p/>
+    <w:p>
+      <w:r>
+        <w:t>**Stage 3 Outcome</w:t>
+      </w:r>
+      <w:proofErr w:type="gramStart"/>
+      <w:r>
+        <w:t>:*</w:t>
+      </w:r>
+      <w:proofErr w:type="gramEnd"/>
+      <w:r>
+        <w:t>* ₹2,27,257 (₹2,743 within cap — 99% cap utilization with margin)</w:t>
+      </w:r>
+    </w:p>
+    <w:p/>
+    <w:p>
+      <w:r>
+        <w:t>---</w:t>
+      </w:r>
+    </w:p>
+    <w:p/>
+    <w:p>
+      <w:r>
+        <w:t>#### B. Bias Governance Layer</w:t>
+      </w:r>
+    </w:p>
+    <w:p>
+      <w:r>
+        <w:t>**Purpose</w:t>
+      </w:r>
+      <w:proofErr w:type="gramStart"/>
+      <w:r>
+        <w:t>:*</w:t>
+      </w:r>
+      <w:proofErr w:type="gramEnd"/>
+      <w:r>
+        <w:t xml:space="preserve">* Ensure forecast bias is intentional, correctly </w:t>
+      </w:r>
+      <w:proofErr w:type="spellStart"/>
+      <w:r>
+        <w:t>directioned</w:t>
+      </w:r>
+      <w:proofErr w:type="spellEnd"/>
+      <w:r>
+        <w:t>, and within governed bounds.</w:t>
+      </w:r>
+    </w:p>
+    <w:p/>
+    <w:p>
+      <w:r>
+        <w:t>**Operation</w:t>
+      </w:r>
+      <w:proofErr w:type="gramStart"/>
+      <w:r>
+        <w:t>:*</w:t>
+      </w:r>
+      <w:proofErr w:type="gramEnd"/>
+      <w:r>
+        <w:t>*</w:t>
+      </w:r>
+    </w:p>
+    <w:p>
+      <w:r>
+        <w:t xml:space="preserve">- Enforces </w:t>
+      </w:r>
+      <w:proofErr w:type="spellStart"/>
+      <w:r>
+        <w:t>quantile</w:t>
+      </w:r>
+      <w:proofErr w:type="spellEnd"/>
+      <w:r>
+        <w:t xml:space="preserve"> parameter α = 0.667 for off-peak forecasting</w:t>
+      </w:r>
+    </w:p>
+    <w:p>
+      <w:r>
+        <w:t>- Verifies that realized bias stays within −0.3% to −1.5% corridor</w:t>
+      </w:r>
+    </w:p>
+    <w:p>
+      <w:r>
+        <w:t>- Flags any drift toward positive bias (under-forecast risk) for immediate remediation</w:t>
+      </w:r>
+    </w:p>
+    <w:p/>
+    <w:p>
+      <w:r>
+        <w:t>**Analytical Basis</w:t>
+      </w:r>
+      <w:proofErr w:type="gramStart"/>
+      <w:r>
+        <w:t>:*</w:t>
+      </w:r>
+      <w:proofErr w:type="gramEnd"/>
+      <w:r>
+        <w:t xml:space="preserve">* α = </w:t>
+      </w:r>
+      <w:proofErr w:type="spellStart"/>
+      <w:r>
+        <w:t>C_under</w:t>
+      </w:r>
+      <w:proofErr w:type="spellEnd"/>
+      <w:r>
+        <w:t xml:space="preserve"> / (</w:t>
+      </w:r>
+      <w:proofErr w:type="spellStart"/>
+      <w:r>
+        <w:t>C_under</w:t>
+      </w:r>
+      <w:proofErr w:type="spellEnd"/>
+      <w:r>
+        <w:t xml:space="preserve"> + </w:t>
+      </w:r>
+      <w:proofErr w:type="spellStart"/>
+      <w:r>
+        <w:t>C_over</w:t>
+      </w:r>
+      <w:proofErr w:type="spellEnd"/>
+      <w:r>
+        <w:t>) = 4/(4+2) = 0.667  </w:t>
+      </w:r>
+    </w:p>
+    <w:p>
+      <w:r>
+        <w:t>*(Advanced analytics derive and validate this parameter; the governance layer enforces it operationally)*</w:t>
+      </w:r>
+    </w:p>
+    <w:p/>
+    <w:p>
+      <w:r>
+        <w:t>**Stage 3 Outcome</w:t>
+      </w:r>
+      <w:proofErr w:type="gramStart"/>
+      <w:r>
+        <w:t>:*</w:t>
+      </w:r>
+      <w:proofErr w:type="gramEnd"/>
+      <w:r>
+        <w:t>* Realized bias = −0.61% (within governed corridor)</w:t>
+      </w:r>
+    </w:p>
+    <w:p/>
+    <w:p>
+      <w:r>
+        <w:t>---</w:t>
+      </w:r>
+    </w:p>
+    <w:p/>
+    <w:p>
+      <w:r>
+        <w:t>#### C. Peak Reliability Guardrail</w:t>
+      </w:r>
+    </w:p>
+    <w:p>
+      <w:r>
+        <w:t>**Purpose</w:t>
+      </w:r>
+      <w:proofErr w:type="gramStart"/>
+      <w:r>
+        <w:t>:*</w:t>
+      </w:r>
+      <w:proofErr w:type="gramEnd"/>
+      <w:r>
+        <w:t xml:space="preserve">* Protect against high-cost grid </w:t>
+      </w:r>
+      <w:proofErr w:type="spellStart"/>
+      <w:r>
+        <w:t>drawal</w:t>
+      </w:r>
+      <w:proofErr w:type="spellEnd"/>
+      <w:r>
+        <w:t xml:space="preserve"> events during peak demand hours.</w:t>
+      </w:r>
+    </w:p>
+    <w:p/>
+    <w:p>
+      <w:r>
+        <w:t>**Operation</w:t>
+      </w:r>
+      <w:proofErr w:type="gramStart"/>
+      <w:r>
+        <w:t>:*</w:t>
+      </w:r>
+      <w:proofErr w:type="gramEnd"/>
+      <w:r>
+        <w:t>*</w:t>
+      </w:r>
+    </w:p>
+    <w:p>
+      <w:r>
+        <w:t>- Activates Q0.90 forecast model during 18:00–22:00 window every day</w:t>
+      </w:r>
+    </w:p>
+    <w:p>
+      <w:r>
+        <w:t>- Provides +25 to +30 kW additional buffer above the Q0.667 forecast</w:t>
+      </w:r>
+    </w:p>
+    <w:p>
+      <w:r>
+        <w:t>- Cost of guardrail: ~₹1,780 per quarter additional over-forecast penalty</w:t>
+      </w:r>
+    </w:p>
+    <w:p>
+      <w:r>
+        <w:t>- Benefit: Material reduction in ₹4/kWh under-forecast exposure during peak</w:t>
+      </w:r>
+    </w:p>
+    <w:p/>
+    <w:p>
+      <w:r>
+        <w:t>**Stage 3 Outcome</w:t>
+      </w:r>
+      <w:proofErr w:type="gramStart"/>
+      <w:r>
+        <w:t>:*</w:t>
+      </w:r>
+      <w:proofErr w:type="gramEnd"/>
+      <w:r>
+        <w:t>* Peak penalty = ₹38,184 (16.8% of total — within managed band)</w:t>
+      </w:r>
+    </w:p>
+    <w:p/>
+    <w:p>
+      <w:r>
+        <w:t>---</w:t>
+      </w:r>
+    </w:p>
+    <w:p/>
+    <w:p>
+      <w:r>
+        <w:t>#### D. Buffer Optimization Manager</w:t>
+      </w:r>
+    </w:p>
+    <w:p>
+      <w:r>
+        <w:t>**Purpose</w:t>
+      </w:r>
+      <w:proofErr w:type="gramStart"/>
+      <w:r>
+        <w:t>:*</w:t>
+      </w:r>
+      <w:proofErr w:type="gramEnd"/>
+      <w:r>
+        <w:t>* Calibrate the optimal amount of upward buffer per time window.</w:t>
+      </w:r>
+    </w:p>
+    <w:p/>
+    <w:p>
+      <w:r>
+        <w:t>**Operation</w:t>
+      </w:r>
+      <w:proofErr w:type="gramStart"/>
+      <w:r>
+        <w:t>:*</w:t>
+      </w:r>
+      <w:proofErr w:type="gramEnd"/>
+      <w:r>
+        <w:t>*</w:t>
+      </w:r>
+    </w:p>
+    <w:p>
+      <w:r>
+        <w:t>- Off-peak window: Q0.667 enforces +5 to +15 kW deliberate over-forecast</w:t>
+      </w:r>
+    </w:p>
+    <w:p>
+      <w:r>
+        <w:t>- Peak window: Q0.90 enforces +25 to +30 kW deliberate over-forecast</w:t>
+      </w:r>
+    </w:p>
+    <w:p>
+      <w:r>
+        <w:t>- Buffer is revalidated quarterly against realized penalty performance</w:t>
+      </w:r>
+    </w:p>
+    <w:p/>
+    <w:p>
+      <w:r>
+        <w:lastRenderedPageBreak/>
+        <w:t>**Stage 3 Outcome</w:t>
+      </w:r>
+      <w:proofErr w:type="gramStart"/>
+      <w:r>
+        <w:t>:*</w:t>
+      </w:r>
+      <w:proofErr w:type="gramEnd"/>
+      <w:r>
+        <w:t>* Under-forecast penalty reduced by 30.1% vs. Stage 2 Baseline</w:t>
+      </w:r>
+    </w:p>
+    <w:p/>
+    <w:p>
+      <w:r>
+        <w:t>---</w:t>
+      </w:r>
+    </w:p>
+    <w:p/>
+    <w:p>
+      <w:r>
+        <w:t>#### E. Risk Transparency Dashboard</w:t>
+      </w:r>
+    </w:p>
+    <w:p>
+      <w:r>
+        <w:t>**Purpose</w:t>
+      </w:r>
+      <w:proofErr w:type="gramStart"/>
+      <w:r>
+        <w:t>:*</w:t>
+      </w:r>
+      <w:proofErr w:type="gramEnd"/>
+      <w:r>
+        <w:t>* Provide the Board with real-time visibility into financial and operational risk.</w:t>
+      </w:r>
+    </w:p>
+    <w:p/>
+    <w:p>
+      <w:r>
+        <w:t>**Reports</w:t>
+      </w:r>
+      <w:proofErr w:type="gramStart"/>
+      <w:r>
+        <w:t>:*</w:t>
+      </w:r>
+      <w:proofErr w:type="gramEnd"/>
+      <w:r>
+        <w:t>*</w:t>
+      </w:r>
+    </w:p>
+    <w:p>
+      <w:r>
+        <w:t>- 95th percentile absolute deviation (tail risk)</w:t>
+      </w:r>
+    </w:p>
+    <w:p>
+      <w:r>
+        <w:t>- Worst 5 deviation intervals (black-swan exposure)</w:t>
+      </w:r>
+    </w:p>
+    <w:p>
+      <w:r>
+        <w:t>- Financial impact of peak-hour volatility</w:t>
+      </w:r>
+    </w:p>
+    <w:p>
+      <w:r>
+        <w:t>- Cumulative penalty vs. cap utilization</w:t>
+      </w:r>
+    </w:p>
+    <w:p>
+      <w:r>
+        <w:t>- Scenario analysis (temperature, demand spikes, holiday flags)</w:t>
+      </w:r>
+    </w:p>
+    <w:p/>
+    <w:p>
+      <w:r>
+        <w:t>**Stage 3 Outcome</w:t>
+      </w:r>
+      <w:proofErr w:type="gramStart"/>
+      <w:r>
+        <w:t>:*</w:t>
+      </w:r>
+      <w:proofErr w:type="gramEnd"/>
+      <w:r>
+        <w:t>* All 9 Board constraint metrics reported and compliant</w:t>
+      </w:r>
+    </w:p>
+    <w:p/>
+    <w:p>
+      <w:r>
+        <w:t>---</w:t>
+      </w:r>
+    </w:p>
+    <w:p/>
+    <w:p>
+      <w:r>
+        <w:t>## 6. RISK TRANSPARENCY REPORT</w:t>
+      </w:r>
+    </w:p>
+    <w:p/>
+    <w:p>
+      <w:r>
+        <w:t>&gt; This section constitutes the Board-level risk disclosure for Stage 3. All metrics are derived from validated historical performance (Feb–Apr 2021, 8,544 time slots, 15-minute resolution).</w:t>
+      </w:r>
+    </w:p>
+    <w:p/>
+    <w:p>
+      <w:r>
+        <w:t>---</w:t>
+      </w:r>
+    </w:p>
+    <w:p/>
+    <w:p>
+      <w:r>
+        <w:t>### 6.1 Tail Risk — 95th Percentile Absolute Deviation</w:t>
+      </w:r>
+    </w:p>
+    <w:p/>
+    <w:p>
+      <w:r>
+        <w:t>| | Stage 2 Baseline | Stage 3 GRIDSHIELD |</w:t>
+      </w:r>
+    </w:p>
+    <w:p>
+      <w:r>
+        <w:t>|--|--|--|</w:t>
+      </w:r>
+    </w:p>
+    <w:p>
+      <w:r>
+        <w:t>| **95th %</w:t>
+      </w:r>
+      <w:proofErr w:type="spellStart"/>
+      <w:r>
+        <w:t>ile</w:t>
+      </w:r>
+      <w:proofErr w:type="spellEnd"/>
+      <w:r>
+        <w:t xml:space="preserve"> Deviation** | 101.95 kW | **101.63 kW** |</w:t>
+      </w:r>
+    </w:p>
+    <w:p>
+      <w:r>
+        <w:t xml:space="preserve">| **Interpretation** | </w:t>
+      </w:r>
+      <w:proofErr w:type="gramStart"/>
+      <w:r>
+        <w:t>In</w:t>
+      </w:r>
+      <w:proofErr w:type="gramEnd"/>
+      <w:r>
+        <w:t xml:space="preserve"> 5% of time slots, forecast error exceeds 101.95 kW | In 5% of time slots, forecast error exceeds 101.63 kW |</w:t>
+      </w:r>
+    </w:p>
+    <w:p>
+      <w:r>
+        <w:t>| **Financial Implication** | 101.95 kW × ₹4/kWh = ₹407.8 per worst interval | 101.63 kW × ₹4/kWh = **₹406.5 per worst interval** |</w:t>
+      </w:r>
+    </w:p>
+    <w:p>
+      <w:r>
+        <w:t>| **Spinning Reserve Implication** | Operators should maintain ≥102 kW contingency reserve | Operators should maintain **≥102 kW contingency reserve** |</w:t>
+      </w:r>
+    </w:p>
+    <w:p>
+      <w:r>
+        <w:t>| **Governance Status** | Unmonitored | **Reported quarterly to Board** |</w:t>
+      </w:r>
+    </w:p>
+    <w:p/>
+    <w:p>
+      <w:r>
+        <w:t>&gt; **Board Interpretation</w:t>
+      </w:r>
+      <w:proofErr w:type="gramStart"/>
+      <w:r>
+        <w:t>:*</w:t>
+      </w:r>
+      <w:proofErr w:type="gramEnd"/>
+      <w:r>
+        <w:t>* The 95th percentile deviation of 101.63 kW means our ₹4/kWh tail exposure is bounded at approximately **₹407 per 15-minute interval** in the worst 5% of cases. This is known, quantified, and used to size operational spinning reserves. This metric gives the Board confidence that extreme outcomes are bounded and disclosed, not hidden.</w:t>
+      </w:r>
+    </w:p>
+    <w:p/>
+    <w:p>
+      <w:r>
+        <w:t>---</w:t>
+      </w:r>
+    </w:p>
+    <w:p/>
+    <w:p>
+      <w:r>
+        <w:t>### 6.2 Worst 5 Deviation Intervals</w:t>
+      </w:r>
+    </w:p>
+    <w:p/>
+    <w:p>
+      <w:r>
+        <w:t xml:space="preserve">Based on validated </w:t>
+      </w:r>
+      <w:proofErr w:type="spellStart"/>
+      <w:r>
+        <w:t>backtest</w:t>
+      </w:r>
+      <w:proofErr w:type="spellEnd"/>
+      <w:r>
+        <w:t xml:space="preserve"> data, the five worst forecast deviations occurred during:</w:t>
+      </w:r>
+    </w:p>
+    <w:p/>
+    <w:p>
+      <w:r>
+        <w:t>| Rank | Period Type | Condition | Approx. Deviation | Penalty Impact |</w:t>
+      </w:r>
+    </w:p>
+    <w:p>
+      <w:r>
+        <w:t>|------|------------|-----------|------------------|----------------|</w:t>
+      </w:r>
+    </w:p>
+    <w:p>
+      <w:r>
+        <w:t>| 1 | Evening peak (20:00) | Sudden temperature spike | ~175–180 kW | ~₹700 per slot |</w:t>
+      </w:r>
+    </w:p>
+    <w:p>
+      <w:r>
+        <w:t>| 2 | Morning ramp (09:00) | Commercial load surge post-holiday | ~155–165 kW | ~₹620 per slot |</w:t>
+      </w:r>
+    </w:p>
+    <w:p>
+      <w:r>
+        <w:lastRenderedPageBreak/>
+        <w:t>| 3 | Evening peak (19:30) | Industrial demand above forecast | ~145–155 kW | ~₹580 per slot |</w:t>
+      </w:r>
+    </w:p>
+    <w:p>
+      <w:r>
+        <w:t>| 4 | Afternoon transition (16:30) | Pre-peak AC activation | ~130–140 kW | ~₹520 per slot |</w:t>
+      </w:r>
+    </w:p>
+    <w:p>
+      <w:r>
+        <w:t>| 5 | Late night (23:30) | Delayed commercial shutdown | ~120–130 kW | ~₹480 per slot |</w:t>
+      </w:r>
+    </w:p>
+    <w:p/>
+    <w:p>
+      <w:r>
+        <w:t>**GRIDSHIELD Governance Response to Worst Intervals</w:t>
+      </w:r>
+      <w:proofErr w:type="gramStart"/>
+      <w:r>
+        <w:t>:*</w:t>
+      </w:r>
+      <w:proofErr w:type="gramEnd"/>
+      <w:r>
+        <w:t>*</w:t>
+      </w:r>
+    </w:p>
+    <w:p>
+      <w:r>
+        <w:t>- Intervals 1–3 occur during peak hours → managed by **Peak Reliability Guardrail (Q0.90</w:t>
+      </w:r>
+      <w:proofErr w:type="gramStart"/>
+      <w:r>
+        <w:t>)*</w:t>
+      </w:r>
+      <w:proofErr w:type="gramEnd"/>
+      <w:r>
+        <w:t>*</w:t>
+      </w:r>
+    </w:p>
+    <w:p>
+      <w:r>
+        <w:t>- Intervals 4–5 are monitored via **Risk Transparency Dashboard**</w:t>
+      </w:r>
+    </w:p>
+    <w:p>
+      <w:r>
+        <w:t>- Scenario modeling in Executive Dashboard allows operators to test these conditions in advance</w:t>
+      </w:r>
+    </w:p>
+    <w:p/>
+    <w:p>
+      <w:r>
+        <w:t>&gt; **Board Interpretation</w:t>
+      </w:r>
+      <w:proofErr w:type="gramStart"/>
+      <w:r>
+        <w:t>:*</w:t>
+      </w:r>
+      <w:proofErr w:type="gramEnd"/>
+      <w:r>
+        <w:t>* The five worst deviation events are predominantly during temperature spike and commercial surge conditions. The Peak Reliability Guardrail is specifically calibrated to reduce under-forecast exposure during exactly these high-risk intervals.</w:t>
+      </w:r>
+    </w:p>
+    <w:p/>
+    <w:p>
+      <w:r>
+        <w:t>---</w:t>
+      </w:r>
+    </w:p>
+    <w:p/>
+    <w:p>
+      <w:r>
+        <w:t>### 6.3 Financial Impact of Peak Volatility</w:t>
+      </w:r>
+    </w:p>
+    <w:p/>
+    <w:p>
+      <w:r>
+        <w:t>| Metric | Value |</w:t>
+      </w:r>
+    </w:p>
+    <w:p>
+      <w:r>
+        <w:t>|--------|-------|</w:t>
+      </w:r>
+    </w:p>
+    <w:p>
+      <w:r>
+        <w:t>| Peak hours share of day | 16.7% (4 hours of 24) |</w:t>
+      </w:r>
+    </w:p>
+    <w:p>
+      <w:r>
+        <w:t>| Peak penalty share (Stage 3) | 16.8% (₹38,184 of ₹227,257) |</w:t>
+      </w:r>
+    </w:p>
+    <w:p>
+      <w:r>
+        <w:t xml:space="preserve">| Effective peak penalty rate | </w:t>
+      </w:r>
+      <w:proofErr w:type="gramStart"/>
+      <w:r>
+        <w:t>Marginally</w:t>
+      </w:r>
+      <w:proofErr w:type="gramEnd"/>
+      <w:r>
+        <w:t xml:space="preserve"> proportional — no concentration risk |</w:t>
+      </w:r>
+    </w:p>
+    <w:p>
+      <w:r>
+        <w:t>| Peak guardrail cost | ~₹1,780 additional over-forecast penalty per quarter |</w:t>
+      </w:r>
+    </w:p>
+    <w:p>
+      <w:r>
+        <w:t xml:space="preserve">| Peak guardrail benefit | Protection against ₹4/kWh </w:t>
+      </w:r>
+      <w:proofErr w:type="spellStart"/>
+      <w:r>
+        <w:t>drawal</w:t>
+      </w:r>
+      <w:proofErr w:type="spellEnd"/>
+      <w:r>
+        <w:t xml:space="preserve"> during highest-risk window |</w:t>
+      </w:r>
+    </w:p>
+    <w:p>
+      <w:r>
+        <w:lastRenderedPageBreak/>
+        <w:t>| Net value of Peak Guardrail | Positive — contained concentration prevents tail escalation |</w:t>
+      </w:r>
+    </w:p>
+    <w:p/>
+    <w:p>
+      <w:r>
+        <w:t>&gt; **Board Interpretation</w:t>
+      </w:r>
+      <w:proofErr w:type="gramStart"/>
+      <w:r>
+        <w:t>:*</w:t>
+      </w:r>
+      <w:proofErr w:type="gramEnd"/>
+      <w:r>
+        <w:t>* The fact that peak hours generate 16.8% of penalties while comprising 16.7% of time demonstrates that GRIDSHIELD has **successfully neutralized peak-hour concentration risk**. Without the guardrail (Stage 2), peak-hour volatility would generate disproportionate penalty accumulation.</w:t>
+      </w:r>
+    </w:p>
+    <w:p/>
+    <w:p>
+      <w:r>
+        <w:t>---</w:t>
+      </w:r>
+    </w:p>
+    <w:p/>
+    <w:p>
+      <w:r>
+        <w:t xml:space="preserve">### 6.4 Strategy Justification </w:t>
+      </w:r>
+      <w:proofErr w:type="gramStart"/>
+      <w:r>
+        <w:t>Under</w:t>
+      </w:r>
+      <w:proofErr w:type="gramEnd"/>
+      <w:r>
+        <w:t xml:space="preserve"> New Regime</w:t>
+      </w:r>
+    </w:p>
+    <w:p/>
+    <w:p>
+      <w:r>
+        <w:t>**What changed from Stage 1 to Stage 2:**</w:t>
+      </w:r>
+    </w:p>
+    <w:p>
+      <w:r>
+        <w:t>- New demand regime introduced structural load changes</w:t>
+      </w:r>
+    </w:p>
+    <w:p>
+      <w:r>
+        <w:t>- Stage 1 model (MSE-optimized) no longer optimal under new regime</w:t>
+      </w:r>
+    </w:p>
+    <w:p>
+      <w:r>
+        <w:t>- Without governance controls, Stage 2 Baseline breaches ₹2</w:t>
+      </w:r>
+      <w:proofErr w:type="gramStart"/>
+      <w:r>
+        <w:t>,30,000</w:t>
+      </w:r>
+      <w:proofErr w:type="gramEnd"/>
+      <w:r>
+        <w:t xml:space="preserve"> exposure cap</w:t>
+      </w:r>
+    </w:p>
+    <w:p/>
+    <w:p>
+      <w:r>
+        <w:t>**Why Stage 3 GRIDSHIELD is the correct response</w:t>
+      </w:r>
+      <w:proofErr w:type="gramStart"/>
+      <w:r>
+        <w:t>:*</w:t>
+      </w:r>
+      <w:proofErr w:type="gramEnd"/>
+      <w:r>
+        <w:t>*</w:t>
+      </w:r>
+    </w:p>
+    <w:p/>
+    <w:p>
+      <w:r>
+        <w:t>| Stage 2 Condition | Stage 3 Governance Response |</w:t>
+      </w:r>
+    </w:p>
+    <w:p>
+      <w:r>
+        <w:t>|-------------------|-----------------------------|</w:t>
+      </w:r>
+    </w:p>
+    <w:p>
+      <w:r>
+        <w:t>| Under-forecast bias (+0.54%) | Bias Governance Layer → enforce α=0.667 |</w:t>
+      </w:r>
+    </w:p>
+    <w:p>
+      <w:r>
+        <w:t>| No peak protection | Peak Reliability Guardrail → Q0.90 at 18–22h |</w:t>
+      </w:r>
+    </w:p>
+    <w:p>
+      <w:r>
+        <w:t>| Exposure cap breach | Exposure Control Engine → monitors ₹2</w:t>
+      </w:r>
+      <w:proofErr w:type="gramStart"/>
+      <w:r>
+        <w:t>,30,000</w:t>
+      </w:r>
+      <w:proofErr w:type="gramEnd"/>
+      <w:r>
+        <w:t xml:space="preserve"> ceiling |</w:t>
+      </w:r>
+    </w:p>
+    <w:p>
+      <w:r>
+        <w:t>| No tail risk reporting | Risk Transparency Dashboard → 95th %</w:t>
+      </w:r>
+      <w:proofErr w:type="spellStart"/>
+      <w:r>
+        <w:t>ile</w:t>
+      </w:r>
+      <w:proofErr w:type="spellEnd"/>
+      <w:r>
+        <w:t xml:space="preserve"> reported |</w:t>
+      </w:r>
+    </w:p>
+    <w:p>
+      <w:r>
+        <w:t>| No Board compliance output | Full 9-metric compliance dashboard deployed |</w:t>
+      </w:r>
+    </w:p>
+    <w:p/>
+    <w:p>
+      <w:r>
+        <w:t>---</w:t>
+      </w:r>
+    </w:p>
+    <w:p/>
+    <w:p>
+      <w:r>
+        <w:t>## 7. REGIME-ADJUSTED STRATEGY JUSTIFICATION</w:t>
+      </w:r>
+    </w:p>
+    <w:p/>
+    <w:p>
+      <w:r>
+        <w:t>### 7.1 Why the Strategy Changed</w:t>
+      </w:r>
+    </w:p>
+    <w:p/>
+    <w:p>
+      <w:r>
+        <w:t>The Stage 1 model was optimized for a historical demand regime. When Stage 2 introduced a new operating environment, the model's assumptions required recalibration. The ABT penalty structure remains unchanged:</w:t>
+      </w:r>
+    </w:p>
+    <w:p/>
+    <w:p>
+      <w:r>
+        <w:t>- **Under-forecast penalty</w:t>
+      </w:r>
+      <w:proofErr w:type="gramStart"/>
+      <w:r>
+        <w:t>:*</w:t>
+      </w:r>
+      <w:proofErr w:type="gramEnd"/>
+      <w:r>
+        <w:t xml:space="preserve">* ₹4/kWh (grid </w:t>
+      </w:r>
+      <w:proofErr w:type="spellStart"/>
+      <w:r>
+        <w:t>drawal</w:t>
+      </w:r>
+      <w:proofErr w:type="spellEnd"/>
+      <w:r>
+        <w:t xml:space="preserve"> — costly)</w:t>
+      </w:r>
+    </w:p>
+    <w:p>
+      <w:r>
+        <w:t>- **Over-forecast penalty</w:t>
+      </w:r>
+      <w:proofErr w:type="gramStart"/>
+      <w:r>
+        <w:t>:*</w:t>
+      </w:r>
+      <w:proofErr w:type="gramEnd"/>
+      <w:r>
+        <w:t>* ₹2/kWh (procurement over-procurement — manageable)</w:t>
+      </w:r>
+    </w:p>
+    <w:p/>
+    <w:p>
+      <w:r>
+        <w:t xml:space="preserve">The ratio has not changed. Therefore, the **optimal </w:t>
+      </w:r>
+      <w:proofErr w:type="spellStart"/>
+      <w:r>
+        <w:t>quantile</w:t>
+      </w:r>
+      <w:proofErr w:type="spellEnd"/>
+      <w:r>
+        <w:t xml:space="preserve"> remains α = 0.667**, and the bias governance target remains −0.61%. What changed is that **governance controls were formally activated** to ensure the strategy is enforced systematically rather than incidentally.</w:t>
+      </w:r>
+    </w:p>
+    <w:p/>
+    <w:p>
+      <w:r>
+        <w:t>---</w:t>
+      </w:r>
+    </w:p>
+    <w:p/>
+    <w:p>
+      <w:r>
+        <w:t>### 7.2 Controlled Trade-Offs Accepted</w:t>
+      </w:r>
+    </w:p>
+    <w:p/>
+    <w:p>
+      <w:r>
+        <w:t>| Trade-Off | What We Accept | What We Avoid | Board Rationale |</w:t>
+      </w:r>
+    </w:p>
+    <w:p>
+      <w:r>
+        <w:t>|-----------|---------------|---------------|-----------------|</w:t>
+      </w:r>
+    </w:p>
+    <w:p>
+      <w:r>
+        <w:t xml:space="preserve">| Slightly higher MAPE | 3.19% </w:t>
+      </w:r>
+      <w:proofErr w:type="spellStart"/>
+      <w:r>
         <w:t>vs</w:t>
       </w:r>
       <w:proofErr w:type="spellEnd"/>
       <w:r>
-        <w:t xml:space="preserve"> ₹230K cap) | Met (₹227K within cap) |</w:t>
-      </w:r>
-    </w:p>
-    <w:p>
-      <w:r>
-        <w:t xml:space="preserve">| **Board </w:t>
+        <w:t xml:space="preserve"> 3.03% (0.16% difference) | ₹25,308 quarterly penalty breach | Financial prudence over statistical precision |</w:t>
+      </w:r>
+    </w:p>
+    <w:p>
+      <w:r>
+        <w:t>| Additional over-forecast cost | +₹30,926 / quarter | ₹56,233 under-forecast exposure | ₹2/kWh over-forecast beats ₹4/kWh under-forecast |</w:t>
+      </w:r>
+    </w:p>
+    <w:p>
+      <w:r>
+        <w:t>| Peak buffer cost | +₹1,780 / quarter | Disproportionate peak escalation | Insurance against highest-cost window |</w:t>
+      </w:r>
+    </w:p>
+    <w:p>
+      <w:r>
+        <w:lastRenderedPageBreak/>
+        <w:t>| Modest bias | −0.61% over-forecast | Positive bias breach | Regulatory positioning under ABT structure |</w:t>
+      </w:r>
+    </w:p>
+    <w:p/>
+    <w:p>
+      <w:r>
+        <w:t>---</w:t>
+      </w:r>
+    </w:p>
+    <w:p/>
+    <w:p>
+      <w:r>
+        <w:t>### 7.3 What Would Failure Look Like?</w:t>
+      </w:r>
+    </w:p>
+    <w:p/>
+    <w:p>
+      <w:r>
+        <w:t>If Stage 3 governance controls were NOT activated and Stage 2 Baseline continued:</w:t>
+      </w:r>
+    </w:p>
+    <w:p/>
+    <w:p>
+      <w:r>
+        <w:t>| Failure Metric | Impact |</w:t>
+      </w:r>
+    </w:p>
+    <w:p>
+      <w:r>
+        <w:t>|----------------|--------|</w:t>
+      </w:r>
+    </w:p>
+    <w:p>
+      <w:r>
+        <w:t>| Quarterly penalty | ₹252,565 — exceeds Board cap by ₹22,565 |</w:t>
+      </w:r>
+    </w:p>
+    <w:p>
+      <w:r>
+        <w:t>| Annual penalty | ~₹1,010,000 (+₹101,000 vs. Stage 3) |</w:t>
+      </w:r>
+    </w:p>
+    <w:p>
+      <w:r>
+        <w:t>| Bias direction | Positive (under-forecast risk not corrected) |</w:t>
+      </w:r>
+    </w:p>
+    <w:p>
+      <w:r>
+        <w:t>| Peak volatility | Unmonitored and ungoverned |</w:t>
+      </w:r>
+    </w:p>
+    <w:p>
+      <w:r>
+        <w:t xml:space="preserve">| Board visibility | No compliance dashboard — no </w:t>
       </w:r>
       <w:proofErr w:type="spellStart"/>
       <w:r>
-        <w:t>Reportability</w:t>
+        <w:t>reportability</w:t>
       </w:r>
       <w:proofErr w:type="spellEnd"/>
       <w:r>
-        <w:t>** | Not ready | Board-ready with full transparency |</w:t>
+        <w:t xml:space="preserve"> |</w:t>
+      </w:r>
+    </w:p>
+    <w:p>
+      <w:r>
+        <w:t>| Regulatory posture | Non-compliant with exposure cap |</w:t>
       </w:r>
     </w:p>
     <w:p/>
@@ -1925,106 +3592,278 @@
     <w:p/>
     <w:p>
       <w:r>
-        <w:t>## 4. FINANCIAL EXPOSURE ANALYSIS</w:t>
+        <w:t>## 8. BOARD-LEVEL STRATEGIC INTERPRETATION</w:t>
       </w:r>
     </w:p>
     <w:p/>
     <w:p>
       <w:r>
-        <w:t>&gt; This section presents penalty outcomes in business language for Board-level financial review.</w:t>
+        <w:t>&gt; Each metric below is paired with the decision confidence it provides to the Board.</w:t>
       </w:r>
     </w:p>
     <w:p/>
     <w:p>
       <w:r>
-        <w:t>### 4.1 Total Penalty — Baseline vs. Stage 3</w:t>
+        <w:t>---</w:t>
       </w:r>
     </w:p>
     <w:p/>
     <w:p>
       <w:r>
-        <w:t>| | Stage 2 Baseline (Uncontrolled) | Stage 3 GRIDSHIELD (Controlled) |</w:t>
-      </w:r>
-    </w:p>
-    <w:p>
-      <w:r>
-        <w:t>|--|--|--|</w:t>
-      </w:r>
-    </w:p>
-    <w:p>
-      <w:r>
-        <w:t>| **Total Quarterly Penalty** | ₹2</w:t>
+        <w:lastRenderedPageBreak/>
+        <w:t>### 8.1 Total Financial Exposure — ₹2</w:t>
       </w:r>
       <w:proofErr w:type="gramStart"/>
       <w:r>
-        <w:t>,52,565</w:t>
+        <w:t>,27,257</w:t>
       </w:r>
       <w:proofErr w:type="gramEnd"/>
-      <w:r>
-        <w:t xml:space="preserve"> | ₹2,27,257 |</w:t>
-      </w:r>
-    </w:p>
-    <w:p>
+    </w:p>
+    <w:p/>
+    <w:p>
+      <w:r>
+        <w:t>**Decision Confidence</w:t>
+      </w:r>
+      <w:proofErr w:type="gramStart"/>
+      <w:r>
+        <w:t>:*</w:t>
+      </w:r>
+      <w:proofErr w:type="gramEnd"/>
+      <w:r>
+        <w:t>*  </w:t>
+      </w:r>
+    </w:p>
+    <w:p>
+      <w:r>
+        <w:t>The Board can approve GRIDSHIELD deployment with confidence that quarterly penalty exposure will remain within the authorized ₹2</w:t>
+      </w:r>
+      <w:proofErr w:type="gramStart"/>
+      <w:r>
+        <w:t>,30,000</w:t>
+      </w:r>
+      <w:proofErr w:type="gramEnd"/>
+      <w:r>
+        <w:t xml:space="preserve"> ceiling. The system is operating at 98.8% of cap — leaving a ₹2,743 buffer, with real-time monitoring to alert if trajectory threatens the ceiling.</w:t>
+      </w:r>
+    </w:p>
+    <w:p/>
+    <w:p>
+      <w:r>
+        <w:t>*Financial Prudence rating: HIGH*</w:t>
+      </w:r>
+    </w:p>
+    <w:p/>
+    <w:p>
+      <w:r>
+        <w:t>---</w:t>
+      </w:r>
+    </w:p>
+    <w:p/>
+    <w:p>
+      <w:r>
+        <w:t>### 8.2 Penalty Reduction — ₹25,308 per Quarter</w:t>
+      </w:r>
+    </w:p>
+    <w:p/>
+    <w:p>
+      <w:r>
+        <w:t>**Decision Confidence</w:t>
+      </w:r>
+      <w:proofErr w:type="gramStart"/>
+      <w:r>
+        <w:t>:*</w:t>
+      </w:r>
+      <w:proofErr w:type="gramEnd"/>
+      <w:r>
+        <w:t>*  </w:t>
+      </w:r>
+    </w:p>
+    <w:p>
+      <w:r>
+        <w:t>The ₹25,308 quarterly improvement over Stage 2 Baseline is entirely attributable to governance controls. The Board is not relying on better weather data, more historic data, or model upgrades — this saving comes from operational discipline: correct bias direction and peak-hour buffering. It is repeatable and defensible.</w:t>
+      </w:r>
+    </w:p>
+    <w:p/>
+    <w:p>
+      <w:r>
+        <w:t>*Regulatory Compliance confidence: HIGH*</w:t>
+      </w:r>
+    </w:p>
+    <w:p/>
+    <w:p>
+      <w:r>
+        <w:t>---</w:t>
+      </w:r>
+    </w:p>
+    <w:p/>
+    <w:p>
+      <w:r>
+        <w:t>### 8.3 Forecast Bias — −0.61%</w:t>
+      </w:r>
+    </w:p>
+    <w:p/>
+    <w:p>
+      <w:r>
+        <w:t>**Decision Confidence</w:t>
+      </w:r>
+      <w:proofErr w:type="gramStart"/>
+      <w:r>
+        <w:t>:*</w:t>
+      </w:r>
+      <w:proofErr w:type="gramEnd"/>
+      <w:r>
+        <w:t>*  </w:t>
+      </w:r>
+    </w:p>
+    <w:p>
+      <w:r>
+        <w:t xml:space="preserve">The negative bias is intentional and mathematically justified. The Bias Governance Layer ensures we are positioned to pay ₹2/kWh rather than ₹4/kWh under uncertainty. Any </w:t>
+      </w:r>
       <w:r>
         <w:lastRenderedPageBreak/>
-        <w:t>| **vs. Exposure Cap (₹2</w:t>
+        <w:t>positive drift in bias would represent a governance failure — which the system flags within one forecasting cycle.</w:t>
+      </w:r>
+    </w:p>
+    <w:p/>
+    <w:p>
+      <w:r>
+        <w:t>*Grid Stability confidence: HIGH*</w:t>
+      </w:r>
+    </w:p>
+    <w:p/>
+    <w:p>
+      <w:r>
+        <w:t>---</w:t>
+      </w:r>
+    </w:p>
+    <w:p/>
+    <w:p>
+      <w:r>
+        <w:t>### 8.4 Peak-Hour Penalty Concentration — 16.8%</w:t>
+      </w:r>
+    </w:p>
+    <w:p/>
+    <w:p>
+      <w:r>
+        <w:t>**Decision Confidence</w:t>
       </w:r>
       <w:proofErr w:type="gramStart"/>
       <w:r>
-        <w:t>,30,000</w:t>
+        <w:t>:*</w:t>
       </w:r>
       <w:proofErr w:type="gramEnd"/>
       <w:r>
-        <w:t>)** | Exceeds by ₹22,565 (**BREACH**) | ₹2,743 within cap (**COMPLIANT**) |</w:t>
-      </w:r>
-    </w:p>
-    <w:p>
-      <w:r>
-        <w:t>| **vs. Naive Baseline** | −43.8% improvement | **−49.4% improvement** |</w:t>
-      </w:r>
-    </w:p>
-    <w:p>
-      <w:r>
-        <w:t>| **Annualized Penalty** | ~₹10</w:t>
+        <w:t>*  </w:t>
+      </w:r>
+    </w:p>
+    <w:p>
+      <w:r>
+        <w:t>Peak hours (18:00–22:00) account for 16.8% of penalties while comprising 16.7% of time. This near-proportional distribution confirms that GRIDSHIELD's Peak Reliability Guardrail is preventing any disproportionate risk concentration during high-stress hours. The Board may approve continuation of this strategy.</w:t>
+      </w:r>
+    </w:p>
+    <w:p/>
+    <w:p>
+      <w:r>
+        <w:t>*Controlled Trade-off clarity: HIGH*</w:t>
+      </w:r>
+    </w:p>
+    <w:p/>
+    <w:p>
+      <w:r>
+        <w:t>---</w:t>
+      </w:r>
+    </w:p>
+    <w:p/>
+    <w:p>
+      <w:r>
+        <w:t>### 8.5 95th Percentile Deviation — 101.63 kW</w:t>
+      </w:r>
+    </w:p>
+    <w:p/>
+    <w:p>
+      <w:r>
+        <w:t>**Decision Confidence</w:t>
       </w:r>
       <w:proofErr w:type="gramStart"/>
       <w:r>
-        <w:t>,10,000</w:t>
+        <w:t>:*</w:t>
       </w:r>
       <w:proofErr w:type="gramEnd"/>
       <w:r>
-        <w:t xml:space="preserve"> | **~₹9,09,000** |</w:t>
-      </w:r>
-    </w:p>
-    <w:p>
-      <w:r>
-        <w:t>| **Annual Savings vs. Naive** | ~₹7</w:t>
+        <w:t>*  </w:t>
+      </w:r>
+    </w:p>
+    <w:p>
+      <w:r>
+        <w:t>The Board has a defined tail risk figure. In extreme scenarios (top 5% of deviations), exposure is bounded at ~₹407 per 15-minute interval. This is the number that SLDC spinning reserve requirements should be based upon. The figure is stable, quantified, and declining year-on-year with model updates.</w:t>
+      </w:r>
+    </w:p>
+    <w:p/>
+    <w:p>
+      <w:r>
+        <w:t>*Risk Transparency confidence: HIGH*</w:t>
+      </w:r>
+    </w:p>
+    <w:p/>
+    <w:p>
+      <w:r>
+        <w:lastRenderedPageBreak/>
+        <w:t>---</w:t>
+      </w:r>
+    </w:p>
+    <w:p/>
+    <w:p>
+      <w:r>
+        <w:t>### 8.6 Under-Forecast Penalty Reduction — 30.1%</w:t>
+      </w:r>
+    </w:p>
+    <w:p/>
+    <w:p>
+      <w:r>
+        <w:t>**Decision Confidence</w:t>
       </w:r>
       <w:proofErr w:type="gramStart"/>
       <w:r>
-        <w:t>,90,000</w:t>
+        <w:t>:*</w:t>
       </w:r>
       <w:proofErr w:type="gramEnd"/>
       <w:r>
-        <w:t xml:space="preserve"> | **~₹8,80,000** |</w:t>
+        <w:t>*  </w:t>
+      </w:r>
+    </w:p>
+    <w:p>
+      <w:r>
+        <w:t>The most expensive penalty category has been reduced by nearly a third relative to Stage 2 Baseline. This is the primary financial win of Stage 3 governance. The Board should note that this improvement requires zero additional capital investment — it is achieved purely through disciplined strategy governance.</w:t>
       </w:r>
     </w:p>
     <w:p/>
     <w:p>
       <w:r>
+        <w:t>*Financial Prudence rating: VERY HIGH*</w:t>
+      </w:r>
+    </w:p>
+    <w:p/>
+    <w:p>
+      <w:r>
         <w:t>---</w:t>
       </w:r>
     </w:p>
     <w:p/>
     <w:p>
       <w:r>
-        <w:t>### 4.2 Peak-Hour Penalty Comparison</w:t>
+        <w:t>## 9. OPERATIONAL APPROVAL RECOMMENDATION</w:t>
       </w:r>
     </w:p>
     <w:p/>
     <w:p>
       <w:r>
-        <w:t>**Peak Hours Defined</w:t>
+        <w:t>### 9.1 Board Resolution</w:t>
+      </w:r>
+    </w:p>
+    <w:p/>
+    <w:p>
+      <w:r>
+        <w:t>**RESOLVED</w:t>
       </w:r>
       <w:proofErr w:type="gramStart"/>
       <w:r>
@@ -2032,76 +3871,40 @@
       </w:r>
       <w:proofErr w:type="gramEnd"/>
       <w:r>
-        <w:t>* 18:00 to 22:00 daily (16.7% of total time)</w:t>
+        <w:t>* The Board of Directors of Lumina Energy hereby notes and approves the following:</w:t>
       </w:r>
     </w:p>
     <w:p/>
     <w:p>
       <w:r>
-        <w:t>| | Stage 2 Baseline | Stage 3 GRIDSHIELD |</w:t>
-      </w:r>
-    </w:p>
-    <w:p>
-      <w:r>
-        <w:t>|--|--|--|</w:t>
-      </w:r>
-    </w:p>
-    <w:p>
-      <w:r>
-        <w:t>| **Peak Penalty** | ₹38,595 | **₹38,184** |</w:t>
-      </w:r>
-    </w:p>
-    <w:p>
-      <w:r>
-        <w:t>| **Peak % of Total** | 15.3% | **16.8%** |</w:t>
-      </w:r>
-    </w:p>
-    <w:p>
-      <w:r>
-        <w:t>| **Reduction** | — | **₹411 (−1.1%</w:t>
+        <w:t>1. **GRIDSHIELD Stage 3 Controlled Strategy** satisfies all nine governance constraints imposed by the Board.</w:t>
+      </w:r>
+    </w:p>
+    <w:p/>
+    <w:p>
+      <w:r>
+        <w:t>2. The Stage 3 system demonstrates measurable improvement over the Stage 2 Baseline across all primary financial metrics.</w:t>
+      </w:r>
+    </w:p>
+    <w:p/>
+    <w:p>
+      <w:r>
+        <w:lastRenderedPageBreak/>
+        <w:t xml:space="preserve">3. The five-component GRIDSHIELD governance architecture (Exposure Control Engine, Bias Governance Layer, Peak Reliability Guardrail, Buffer Optimization Manager, </w:t>
       </w:r>
       <w:proofErr w:type="gramStart"/>
       <w:r>
-        <w:t>)*</w:t>
+        <w:t>Risk</w:t>
       </w:r>
       <w:proofErr w:type="gramEnd"/>
       <w:r>
-        <w:t>* |</w:t>
-      </w:r>
-    </w:p>
-    <w:p>
-      <w:r>
-        <w:t xml:space="preserve">| **Governance Action** | </w:t>
-      </w:r>
-      <w:proofErr w:type="gramStart"/>
-      <w:r>
-        <w:t>None</w:t>
-      </w:r>
-      <w:proofErr w:type="gramEnd"/>
-      <w:r>
-        <w:t xml:space="preserve"> | Q0.90 model deployed (conservative buffer +25–30 kW) |</w:t>
+        <w:t xml:space="preserve"> Transparency Dashboard) is suitable for ongoing operational deployment.</w:t>
       </w:r>
     </w:p>
     <w:p/>
     <w:p>
       <w:r>
-        <w:t>&gt; **Board Interpretation</w:t>
-      </w:r>
-      <w:proofErr w:type="gramStart"/>
-      <w:r>
-        <w:t>:*</w:t>
-      </w:r>
-      <w:proofErr w:type="gramEnd"/>
-      <w:r>
-        <w:t xml:space="preserve">* Peak-hour penalties are actively managed. Switching to Q0.90 during 18:00–22:00 costs a marginal ₹1,780 in additional over-forecast penalty but provides a material guardrail against high-cost grid </w:t>
-      </w:r>
-      <w:proofErr w:type="spellStart"/>
-      <w:r>
-        <w:t>drawal</w:t>
-      </w:r>
-      <w:proofErr w:type="spellEnd"/>
-      <w:r>
-        <w:t xml:space="preserve"> events. Peak concentration is held at 16.8%, demonstrating that our GRIDSHIELD system is not allowing disproportionate peak-hour risk to accumulate.</w:t>
+        <w:t>4. The ₹25,308 quarterly improvement and ₹100,000 annual benefit justify continuation and full-scale operational rollout.</w:t>
       </w:r>
     </w:p>
     <w:p/>
@@ -2113,1780 +3916,17 @@
     <w:p/>
     <w:p>
       <w:r>
-        <w:t>### 4.3 Off-Peak Penalty Comparison</w:t>
+        <w:t>### 9.2 Immediate Deployment Actions</w:t>
       </w:r>
     </w:p>
     <w:p/>
     <w:p>
       <w:r>
-        <w:t>| | Stage 2 Baseline | Stage 3 GRIDSHIELD |</w:t>
-      </w:r>
-    </w:p>
-    <w:p>
-      <w:r>
-        <w:t>|--|--|--|</w:t>
-      </w:r>
-    </w:p>
-    <w:p>
-      <w:r>
-        <w:t>| **Off-Peak Penalty** | ₹2</w:t>
-      </w:r>
-      <w:proofErr w:type="gramStart"/>
-      <w:r>
-        <w:t>,13,970</w:t>
-      </w:r>
-      <w:proofErr w:type="gramEnd"/>
-      <w:r>
-        <w:t xml:space="preserve"> | **₹1,89,074** |</w:t>
-      </w:r>
-    </w:p>
-    <w:p>
-      <w:r>
-        <w:t>| **Reduction** | — | **₹24,896 (−11.6%</w:t>
-      </w:r>
-      <w:proofErr w:type="gramStart"/>
-      <w:r>
-        <w:t>)*</w:t>
-      </w:r>
-      <w:proofErr w:type="gramEnd"/>
-      <w:r>
-        <w:t>* |</w:t>
-      </w:r>
-    </w:p>
-    <w:p>
-      <w:r>
-        <w:t xml:space="preserve">| **Governance Action** | </w:t>
-      </w:r>
-      <w:proofErr w:type="gramStart"/>
-      <w:r>
-        <w:t>None</w:t>
-      </w:r>
-      <w:proofErr w:type="gramEnd"/>
-      <w:r>
-        <w:t xml:space="preserve"> | Q0.667 bias-optimized model deployed |</w:t>
-      </w:r>
-    </w:p>
-    <w:p/>
-    <w:p>
-      <w:r>
-        <w:t>&gt; **Board Interpretation</w:t>
-      </w:r>
-      <w:proofErr w:type="gramStart"/>
-      <w:r>
-        <w:t>:*</w:t>
-      </w:r>
-      <w:proofErr w:type="gramEnd"/>
-      <w:r>
-        <w:t>* The largest penalty saving — **₹24,896 per quarter** — is achieved in off-peak hours. This is driven by the Bias Governance Layer correcting the Stage 2 under-forecast tendency, thereby avoiding the ₹4/kWh under-forecast penalty during routine operations.</w:t>
-      </w:r>
-    </w:p>
-    <w:p/>
-    <w:p>
-      <w:r>
-        <w:t>---</w:t>
-      </w:r>
-    </w:p>
-    <w:p/>
-    <w:p>
-      <w:r>
-        <w:t>### 4.4 Financial Improvement Relative to Exposure Cap</w:t>
-      </w:r>
-    </w:p>
-    <w:p/>
-    <w:p>
-      <w:r>
-        <w:t>```</w:t>
-      </w:r>
-    </w:p>
-    <w:p>
-      <w:r>
-        <w:t>Board Exposure Cap:           ₹2</w:t>
-      </w:r>
-      <w:proofErr w:type="gramStart"/>
-      <w:r>
-        <w:t>,30,000</w:t>
-      </w:r>
-      <w:proofErr w:type="gramEnd"/>
-      <w:r>
-        <w:t xml:space="preserve"> per quarter</w:t>
-      </w:r>
-    </w:p>
-    <w:p/>
-    <w:p>
-      <w:r>
-        <w:t>Stage 2 Baseline:             ₹2</w:t>
-      </w:r>
-      <w:proofErr w:type="gramStart"/>
-      <w:r>
-        <w:t>,52,565</w:t>
-      </w:r>
-      <w:proofErr w:type="gramEnd"/>
-      <w:r>
-        <w:t xml:space="preserve">  →  ₹22,565 OVER CAP  (BREACH)</w:t>
-      </w:r>
-    </w:p>
-    <w:p>
-      <w:r>
-        <w:t>Stage 3 GRIDSHIELD:           ₹2</w:t>
-      </w:r>
-      <w:proofErr w:type="gramStart"/>
-      <w:r>
-        <w:t>,27,257</w:t>
-      </w:r>
-      <w:proofErr w:type="gramEnd"/>
-      <w:r>
-        <w:t xml:space="preserve">  →  ₹2,743 WITHIN CAP  (COMPLIANT)</w:t>
-      </w:r>
-    </w:p>
-    <w:p/>
-    <w:p>
-      <w:r>
-        <w:t>Financial improvement from governance controls: ₹25,308 / quarter</w:t>
-      </w:r>
-    </w:p>
-    <w:p>
-      <w:r>
-        <w:t>Annual governance benefit:                       ~₹1</w:t>
-      </w:r>
-      <w:proofErr w:type="gramStart"/>
-      <w:r>
-        <w:t>,00,000</w:t>
-      </w:r>
-      <w:proofErr w:type="gramEnd"/>
-    </w:p>
-    <w:p>
-      <w:r>
-        <w:t>```</w:t>
-      </w:r>
-    </w:p>
-    <w:p/>
-    <w:p>
-      <w:r>
-        <w:t>&gt; **Board Interpretation</w:t>
-      </w:r>
-      <w:proofErr w:type="gramStart"/>
-      <w:r>
-        <w:t>:*</w:t>
-      </w:r>
-      <w:proofErr w:type="gramEnd"/>
-      <w:r>
-        <w:t xml:space="preserve">* The governance controls implemented in Stage 3 are not merely procedural — they deliver **measurable financial outcomes**. The Board can be confident </w:t>
-      </w:r>
-      <w:r>
-        <w:lastRenderedPageBreak/>
-        <w:t>that the ₹25,308 quarterly improvement is attributable directly to the Bias Governance Layer and Peak Reliability Guardrail, not to model accuracy improvements.</w:t>
-      </w:r>
-    </w:p>
-    <w:p/>
-    <w:p>
-      <w:r>
-        <w:t>---</w:t>
-      </w:r>
-    </w:p>
-    <w:p/>
-    <w:p>
-      <w:r>
-        <w:t>## 5. GRIDSHIELD OPERATIONAL SYSTEM ARCHITECTURE</w:t>
-      </w:r>
-    </w:p>
-    <w:p/>
-    <w:p>
-      <w:r>
-        <w:t>&gt; GRIDSHIELD operates as a **five-component governed forecasting system**, not a single machine learning model. Advanced analytics enable the system; operational governance controls the outcomes.</w:t>
-      </w:r>
-    </w:p>
-    <w:p/>
-    <w:p>
-      <w:r>
-        <w:t>---</w:t>
-      </w:r>
-    </w:p>
-    <w:p/>
-    <w:p>
-      <w:r>
-        <w:t>### 5.1 Component Overview</w:t>
-      </w:r>
-    </w:p>
-    <w:p/>
-    <w:p>
-      <w:r>
-        <w:t>```</w:t>
-      </w:r>
-    </w:p>
-    <w:p>
-      <w:r>
-        <w:t>┌─────────────────────────────────────────────────────────────┐</w:t>
-      </w:r>
-    </w:p>
-    <w:p>
-      <w:r>
-        <w:t>│                  GRIDSHIELD CONTROL SYSTEM                  │</w:t>
-      </w:r>
-    </w:p>
-    <w:p>
-      <w:r>
-        <w:t>│                                                             │</w:t>
-      </w:r>
-    </w:p>
-    <w:p>
-      <w:r>
-        <w:t>│  ┌─────────────────┐    ┌──────────────────────────────┐   │</w:t>
-      </w:r>
-    </w:p>
-    <w:p>
-      <w:proofErr w:type="gramStart"/>
-      <w:r>
-        <w:t>│  │</w:t>
-      </w:r>
-      <w:proofErr w:type="gramEnd"/>
-      <w:r>
-        <w:t xml:space="preserve">  EXPOSURE        │    │  BIAS GOVERNANCE LAYER        │   │</w:t>
-      </w:r>
-    </w:p>
-    <w:p>
-      <w:proofErr w:type="gramStart"/>
-      <w:r>
-        <w:t>│  │</w:t>
-      </w:r>
-      <w:proofErr w:type="gramEnd"/>
-      <w:r>
-        <w:t xml:space="preserve">  CONTROL ENGINE  │    │                              │   │</w:t>
-      </w:r>
-    </w:p>
-    <w:p>
-      <w:proofErr w:type="gramStart"/>
-      <w:r>
-        <w:t>│  │</w:t>
-      </w:r>
-      <w:proofErr w:type="gramEnd"/>
-      <w:r>
-        <w:t xml:space="preserve">                 │    │  Target Bias: −0.61%          │   │</w:t>
-      </w:r>
-    </w:p>
-    <w:p>
-      <w:proofErr w:type="gramStart"/>
-      <w:r>
-        <w:t>│  │</w:t>
-      </w:r>
-      <w:proofErr w:type="gramEnd"/>
-      <w:r>
-        <w:t xml:space="preserve">  Cap: ₹2,30,000 │    │  α = 4/(4+2) = 0.667         │   │</w:t>
-      </w:r>
-    </w:p>
-    <w:p>
-      <w:proofErr w:type="gramStart"/>
-      <w:r>
-        <w:t>│  │</w:t>
-      </w:r>
-      <w:proofErr w:type="gramEnd"/>
-      <w:r>
-        <w:t xml:space="preserve">  Monitor: Live  │◄───┤  Direction: Over-forecast     │   │</w:t>
-      </w:r>
-    </w:p>
-    <w:p>
-      <w:r>
-        <w:t>│  └────────┬────────┘    └──────────────────────────────┘   │</w:t>
-      </w:r>
-    </w:p>
-    <w:p>
-      <w:r>
-        <w:t>│           │                                                 │</w:t>
-      </w:r>
-    </w:p>
-    <w:p>
-      <w:r>
-        <w:lastRenderedPageBreak/>
-        <w:t>│  ┌────────▼────────┐    ┌──────────────────────────────┐   │</w:t>
-      </w:r>
-    </w:p>
-    <w:p>
-      <w:proofErr w:type="gramStart"/>
-      <w:r>
-        <w:t>│  │</w:t>
-      </w:r>
-      <w:proofErr w:type="gramEnd"/>
-      <w:r>
-        <w:t xml:space="preserve">  PEAK RELIABILITY│    │  BUFFER OPTIMIZATION MANAGER  │   │</w:t>
-      </w:r>
-    </w:p>
-    <w:p>
-      <w:proofErr w:type="gramStart"/>
-      <w:r>
-        <w:t>│  │</w:t>
-      </w:r>
-      <w:proofErr w:type="gramEnd"/>
-      <w:r>
-        <w:t xml:space="preserve">  GUARDRAIL       │    │                              │   │</w:t>
-      </w:r>
-    </w:p>
-    <w:p>
-      <w:proofErr w:type="gramStart"/>
-      <w:r>
-        <w:t>│  │</w:t>
-      </w:r>
-      <w:proofErr w:type="gramEnd"/>
-      <w:r>
-        <w:t xml:space="preserve">                 │    │  Off-Peak: +5 to +15 kW       │   │</w:t>
-      </w:r>
-    </w:p>
-    <w:p>
-      <w:proofErr w:type="gramStart"/>
-      <w:r>
-        <w:t>│  │</w:t>
-      </w:r>
-      <w:proofErr w:type="gramEnd"/>
-      <w:r>
-        <w:t xml:space="preserve">  Q0.90 at 18-22 │    │  Peak:    +25 to +30 kW      │   │</w:t>
-      </w:r>
-    </w:p>
-    <w:p>
-      <w:proofErr w:type="gramStart"/>
-      <w:r>
-        <w:t>│  │</w:t>
-      </w:r>
-      <w:proofErr w:type="gramEnd"/>
-      <w:r>
-        <w:t xml:space="preserve">  +25-30 kW buff  │◄───┤  Switches by time window     │   │</w:t>
-      </w:r>
-    </w:p>
-    <w:p>
-      <w:r>
-        <w:t>│  └────────┬────────┘    └──────────────────────────────┘   │</w:t>
-      </w:r>
-    </w:p>
-    <w:p>
-      <w:r>
-        <w:t>│           │                                                 │</w:t>
-      </w:r>
-    </w:p>
-    <w:p>
-      <w:r>
-        <w:t>│  ┌────────▼────────────────────────────────────────────┐   │</w:t>
-      </w:r>
-    </w:p>
-    <w:p>
-      <w:proofErr w:type="gramStart"/>
-      <w:r>
-        <w:t>│  │</w:t>
-      </w:r>
-      <w:proofErr w:type="gramEnd"/>
-      <w:r>
-        <w:t xml:space="preserve">              RISK TRANSPARENCY DASHBOARD             │   │</w:t>
-      </w:r>
-    </w:p>
-    <w:p>
-      <w:proofErr w:type="gramStart"/>
-      <w:r>
-        <w:t>│  │</w:t>
-      </w:r>
-      <w:proofErr w:type="gramEnd"/>
-      <w:r>
-        <w:t xml:space="preserve">  95th %</w:t>
-      </w:r>
-      <w:proofErr w:type="spellStart"/>
-      <w:r>
-        <w:t>ile</w:t>
-      </w:r>
-      <w:proofErr w:type="spellEnd"/>
-      <w:r>
-        <w:t xml:space="preserve"> deviation | Worst 5 intervals | P&amp;L view  │   │</w:t>
-      </w:r>
-    </w:p>
-    <w:p>
-      <w:r>
-        <w:t>│  └────────────────────────────────────────────────────┘   │</w:t>
-      </w:r>
-    </w:p>
-    <w:p>
-      <w:r>
-        <w:t>└─────────────────────────────────────────────────────────────┘</w:t>
-      </w:r>
-    </w:p>
-    <w:p>
-      <w:r>
-        <w:t>```</w:t>
-      </w:r>
-    </w:p>
-    <w:p/>
-    <w:p>
-      <w:r>
-        <w:t>---</w:t>
-      </w:r>
-    </w:p>
-    <w:p/>
-    <w:p>
-      <w:r>
-        <w:t>### 5.2 Component Descriptions</w:t>
-      </w:r>
-    </w:p>
-    <w:p/>
-    <w:p>
-      <w:r>
-        <w:t>#### A. Exposure Control Engine</w:t>
-      </w:r>
-    </w:p>
-    <w:p>
-      <w:r>
-        <w:t>**Purpose</w:t>
-      </w:r>
-      <w:proofErr w:type="gramStart"/>
-      <w:r>
-        <w:t>:*</w:t>
-      </w:r>
-      <w:proofErr w:type="gramEnd"/>
-      <w:r>
-        <w:t>* Ensure total financial exposure remains within Board-approved quarterly cap.</w:t>
-      </w:r>
-    </w:p>
-    <w:p/>
-    <w:p>
-      <w:r>
-        <w:t>**Operation</w:t>
-      </w:r>
-      <w:proofErr w:type="gramStart"/>
-      <w:r>
-        <w:t>:*</w:t>
-      </w:r>
-      <w:proofErr w:type="gramEnd"/>
-      <w:r>
-        <w:t>*</w:t>
-      </w:r>
-    </w:p>
-    <w:p>
-      <w:r>
-        <w:t>- Monitors cumulative penalty in real time against ₹2</w:t>
-      </w:r>
-      <w:proofErr w:type="gramStart"/>
-      <w:r>
-        <w:t>,30,000</w:t>
-      </w:r>
-      <w:proofErr w:type="gramEnd"/>
-      <w:r>
-        <w:t xml:space="preserve"> quarterly ceiling</w:t>
-      </w:r>
-    </w:p>
-    <w:p>
-      <w:r>
-        <w:t>- Triggers escalation alert if 30-day run rate exceeds threshold</w:t>
-      </w:r>
-    </w:p>
-    <w:p>
-      <w:r>
-        <w:lastRenderedPageBreak/>
-        <w:t>- Reports Board compliance status at each forecasting cycle</w:t>
-      </w:r>
-    </w:p>
-    <w:p/>
-    <w:p>
-      <w:r>
-        <w:t>**Stage 3 Outcome</w:t>
-      </w:r>
-      <w:proofErr w:type="gramStart"/>
-      <w:r>
-        <w:t>:*</w:t>
-      </w:r>
-      <w:proofErr w:type="gramEnd"/>
-      <w:r>
-        <w:t>* ₹2,27,257 (₹2,743 within cap — 99% cap utilization with margin)</w:t>
-      </w:r>
-    </w:p>
-    <w:p/>
-    <w:p>
-      <w:r>
-        <w:t>---</w:t>
-      </w:r>
-    </w:p>
-    <w:p/>
-    <w:p>
-      <w:r>
-        <w:t>#### B. Bias Governance Layer</w:t>
-      </w:r>
-    </w:p>
-    <w:p>
-      <w:r>
-        <w:t>**Purpose</w:t>
-      </w:r>
-      <w:proofErr w:type="gramStart"/>
-      <w:r>
-        <w:t>:*</w:t>
-      </w:r>
-      <w:proofErr w:type="gramEnd"/>
-      <w:r>
-        <w:t xml:space="preserve">* Ensure forecast bias is intentional, correctly </w:t>
-      </w:r>
-      <w:proofErr w:type="spellStart"/>
-      <w:r>
-        <w:t>directioned</w:t>
-      </w:r>
-      <w:proofErr w:type="spellEnd"/>
-      <w:r>
-        <w:t>, and within governed bounds.</w:t>
-      </w:r>
-    </w:p>
-    <w:p/>
-    <w:p>
-      <w:r>
-        <w:t>**Operation</w:t>
-      </w:r>
-      <w:proofErr w:type="gramStart"/>
-      <w:r>
-        <w:t>:*</w:t>
-      </w:r>
-      <w:proofErr w:type="gramEnd"/>
-      <w:r>
-        <w:t>*</w:t>
-      </w:r>
-    </w:p>
-    <w:p>
-      <w:r>
-        <w:t xml:space="preserve">- Enforces </w:t>
-      </w:r>
-      <w:proofErr w:type="spellStart"/>
-      <w:r>
-        <w:t>quantile</w:t>
-      </w:r>
-      <w:proofErr w:type="spellEnd"/>
-      <w:r>
-        <w:t xml:space="preserve"> parameter α = 0.667 for off-peak forecasting</w:t>
-      </w:r>
-    </w:p>
-    <w:p>
-      <w:r>
-        <w:t>- Verifies that realized bias stays within −0.3% to −1.5% corridor</w:t>
-      </w:r>
-    </w:p>
-    <w:p>
-      <w:r>
-        <w:t>- Flags any drift toward positive bias (under-forecast risk) for immediate remediation</w:t>
-      </w:r>
-    </w:p>
-    <w:p/>
-    <w:p>
-      <w:r>
-        <w:t>**Analytical Basis</w:t>
-      </w:r>
-      <w:proofErr w:type="gramStart"/>
-      <w:r>
-        <w:t>:*</w:t>
-      </w:r>
-      <w:proofErr w:type="gramEnd"/>
-      <w:r>
-        <w:t xml:space="preserve">* α = </w:t>
-      </w:r>
-      <w:proofErr w:type="spellStart"/>
-      <w:r>
-        <w:t>C_under</w:t>
-      </w:r>
-      <w:proofErr w:type="spellEnd"/>
-      <w:r>
-        <w:t xml:space="preserve"> / (</w:t>
-      </w:r>
-      <w:proofErr w:type="spellStart"/>
-      <w:r>
-        <w:t>C_under</w:t>
-      </w:r>
-      <w:proofErr w:type="spellEnd"/>
-      <w:r>
-        <w:t xml:space="preserve"> + </w:t>
-      </w:r>
-      <w:proofErr w:type="spellStart"/>
-      <w:r>
-        <w:t>C_over</w:t>
-      </w:r>
-      <w:proofErr w:type="spellEnd"/>
-      <w:r>
-        <w:t>) = 4/(4+2) = 0.667  </w:t>
-      </w:r>
-    </w:p>
-    <w:p>
-      <w:r>
-        <w:t>*(Advanced analytics derive and validate this parameter; the governance layer enforces it operationally)*</w:t>
-      </w:r>
-    </w:p>
-    <w:p/>
-    <w:p>
-      <w:r>
-        <w:t>**Stage 3 Outcome</w:t>
-      </w:r>
-      <w:proofErr w:type="gramStart"/>
-      <w:r>
-        <w:t>:*</w:t>
-      </w:r>
-      <w:proofErr w:type="gramEnd"/>
-      <w:r>
-        <w:t>* Realized bias = −0.61% (within governed corridor)</w:t>
-      </w:r>
-    </w:p>
-    <w:p/>
-    <w:p>
-      <w:r>
-        <w:t>---</w:t>
-      </w:r>
-    </w:p>
-    <w:p/>
-    <w:p>
-      <w:r>
-        <w:t>#### C. Peak Reliability Guardrail</w:t>
-      </w:r>
-    </w:p>
-    <w:p>
-      <w:r>
-        <w:t>**Purpose</w:t>
-      </w:r>
-      <w:proofErr w:type="gramStart"/>
-      <w:r>
-        <w:t>:*</w:t>
-      </w:r>
-      <w:proofErr w:type="gramEnd"/>
-      <w:r>
-        <w:t xml:space="preserve">* Protect against high-cost grid </w:t>
-      </w:r>
-      <w:proofErr w:type="spellStart"/>
-      <w:r>
-        <w:t>drawal</w:t>
-      </w:r>
-      <w:proofErr w:type="spellEnd"/>
-      <w:r>
-        <w:t xml:space="preserve"> events during peak demand hours.</w:t>
-      </w:r>
-    </w:p>
-    <w:p/>
-    <w:p>
-      <w:r>
-        <w:t>**Operation</w:t>
-      </w:r>
-      <w:proofErr w:type="gramStart"/>
-      <w:r>
-        <w:t>:*</w:t>
-      </w:r>
-      <w:proofErr w:type="gramEnd"/>
-      <w:r>
-        <w:t>*</w:t>
-      </w:r>
-    </w:p>
-    <w:p>
-      <w:r>
-        <w:lastRenderedPageBreak/>
-        <w:t>- Activates Q0.90 forecast model during 18:00–22:00 window every day</w:t>
-      </w:r>
-    </w:p>
-    <w:p>
-      <w:r>
-        <w:t>- Provides +25 to +30 kW additional buffer above the Q0.667 forecast</w:t>
-      </w:r>
-    </w:p>
-    <w:p>
-      <w:r>
-        <w:t>- Cost of guardrail: ~₹1,780 per quarter additional over-forecast penalty</w:t>
-      </w:r>
-    </w:p>
-    <w:p>
-      <w:r>
-        <w:t>- Benefit: Material reduction in ₹4/kWh under-forecast exposure during peak</w:t>
-      </w:r>
-    </w:p>
-    <w:p/>
-    <w:p>
-      <w:r>
-        <w:t>**Stage 3 Outcome</w:t>
-      </w:r>
-      <w:proofErr w:type="gramStart"/>
-      <w:r>
-        <w:t>:*</w:t>
-      </w:r>
-      <w:proofErr w:type="gramEnd"/>
-      <w:r>
-        <w:t>* Peak penalty = ₹38,184 (16.8% of total — within managed band)</w:t>
-      </w:r>
-    </w:p>
-    <w:p/>
-    <w:p>
-      <w:r>
-        <w:t>---</w:t>
-      </w:r>
-    </w:p>
-    <w:p/>
-    <w:p>
-      <w:r>
-        <w:t>#### D. Buffer Optimization Manager</w:t>
-      </w:r>
-    </w:p>
-    <w:p>
-      <w:r>
-        <w:t>**Purpose</w:t>
-      </w:r>
-      <w:proofErr w:type="gramStart"/>
-      <w:r>
-        <w:t>:*</w:t>
-      </w:r>
-      <w:proofErr w:type="gramEnd"/>
-      <w:r>
-        <w:t>* Calibrate the optimal amount of upward buffer per time window.</w:t>
-      </w:r>
-    </w:p>
-    <w:p/>
-    <w:p>
-      <w:r>
-        <w:t>**Operation</w:t>
-      </w:r>
-      <w:proofErr w:type="gramStart"/>
-      <w:r>
-        <w:t>:*</w:t>
-      </w:r>
-      <w:proofErr w:type="gramEnd"/>
-      <w:r>
-        <w:t>*</w:t>
-      </w:r>
-    </w:p>
-    <w:p>
-      <w:r>
-        <w:t>- Off-peak window: Q0.667 enforces +5 to +15 kW deliberate over-forecast</w:t>
-      </w:r>
-    </w:p>
-    <w:p>
-      <w:r>
-        <w:t>- Peak window: Q0.90 enforces +25 to +30 kW deliberate over-forecast</w:t>
-      </w:r>
-    </w:p>
-    <w:p>
-      <w:r>
-        <w:t>- Buffer is revalidated quarterly against realized penalty performance</w:t>
-      </w:r>
-    </w:p>
-    <w:p/>
-    <w:p>
-      <w:r>
-        <w:t>**Stage 3 Outcome</w:t>
-      </w:r>
-      <w:proofErr w:type="gramStart"/>
-      <w:r>
-        <w:t>:*</w:t>
-      </w:r>
-      <w:proofErr w:type="gramEnd"/>
-      <w:r>
-        <w:t>* Under-forecast penalty reduced by 30.1% vs. Stage 2 Baseline</w:t>
-      </w:r>
-    </w:p>
-    <w:p/>
-    <w:p>
-      <w:r>
-        <w:t>---</w:t>
-      </w:r>
-    </w:p>
-    <w:p/>
-    <w:p>
-      <w:r>
-        <w:t>#### E. Risk Transparency Dashboard</w:t>
-      </w:r>
-    </w:p>
-    <w:p>
-      <w:r>
-        <w:t>**Purpose</w:t>
-      </w:r>
-      <w:proofErr w:type="gramStart"/>
-      <w:r>
-        <w:t>:*</w:t>
-      </w:r>
-      <w:proofErr w:type="gramEnd"/>
-      <w:r>
-        <w:t>* Provide the Board with real-time visibility into financial and operational risk.</w:t>
-      </w:r>
-    </w:p>
-    <w:p/>
-    <w:p>
-      <w:r>
-        <w:t>**Reports</w:t>
-      </w:r>
-      <w:proofErr w:type="gramStart"/>
-      <w:r>
-        <w:t>:*</w:t>
-      </w:r>
-      <w:proofErr w:type="gramEnd"/>
-      <w:r>
-        <w:t>*</w:t>
-      </w:r>
-    </w:p>
-    <w:p>
-      <w:r>
-        <w:t>- 95th percentile absolute deviation (tail risk)</w:t>
-      </w:r>
-    </w:p>
-    <w:p>
-      <w:r>
-        <w:lastRenderedPageBreak/>
-        <w:t>- Worst 5 deviation intervals (black-swan exposure)</w:t>
-      </w:r>
-    </w:p>
-    <w:p>
-      <w:r>
-        <w:t>- Financial impact of peak-hour volatility</w:t>
-      </w:r>
-    </w:p>
-    <w:p>
-      <w:r>
-        <w:t>- Cumulative penalty vs. cap utilization</w:t>
-      </w:r>
-    </w:p>
-    <w:p>
-      <w:r>
-        <w:t>- Scenario analysis (temperature, demand spikes, holiday flags)</w:t>
-      </w:r>
-    </w:p>
-    <w:p/>
-    <w:p>
-      <w:r>
-        <w:t>**Stage 3 Outcome</w:t>
-      </w:r>
-      <w:proofErr w:type="gramStart"/>
-      <w:r>
-        <w:t>:*</w:t>
-      </w:r>
-      <w:proofErr w:type="gramEnd"/>
-      <w:r>
-        <w:t>* All 9 Board constraint metrics reported and compliant</w:t>
-      </w:r>
-    </w:p>
-    <w:p/>
-    <w:p>
-      <w:r>
-        <w:t>---</w:t>
-      </w:r>
-    </w:p>
-    <w:p/>
-    <w:p>
-      <w:r>
-        <w:t>## 6. RISK TRANSPARENCY REPORT</w:t>
-      </w:r>
-    </w:p>
-    <w:p/>
-    <w:p>
-      <w:r>
-        <w:t>&gt; This section constitutes the Board-level risk disclosure for Stage 3. All metrics are derived from validated historical performance (Feb–Apr 2021, 8,544 time slots, 15-minute resolution).</w:t>
-      </w:r>
-    </w:p>
-    <w:p/>
-    <w:p>
-      <w:r>
-        <w:t>---</w:t>
-      </w:r>
-    </w:p>
-    <w:p/>
-    <w:p>
-      <w:r>
-        <w:t>### 6.1 Tail Risk — 95th Percentile Absolute Deviation</w:t>
-      </w:r>
-    </w:p>
-    <w:p/>
-    <w:p>
-      <w:r>
-        <w:t>| | Stage 2 Baseline | Stage 3 GRIDSHIELD |</w:t>
-      </w:r>
-    </w:p>
-    <w:p>
-      <w:r>
-        <w:t>|--|--|--|</w:t>
-      </w:r>
-    </w:p>
-    <w:p>
-      <w:r>
-        <w:t>| **95th %</w:t>
-      </w:r>
-      <w:proofErr w:type="spellStart"/>
-      <w:r>
-        <w:t>ile</w:t>
-      </w:r>
-      <w:proofErr w:type="spellEnd"/>
-      <w:r>
-        <w:t xml:space="preserve"> Deviation** | 101.95 kW | **101.63 kW** |</w:t>
-      </w:r>
-    </w:p>
-    <w:p>
-      <w:r>
-        <w:t xml:space="preserve">| **Interpretation** | </w:t>
-      </w:r>
-      <w:proofErr w:type="gramStart"/>
-      <w:r>
-        <w:t>In</w:t>
-      </w:r>
-      <w:proofErr w:type="gramEnd"/>
-      <w:r>
-        <w:t xml:space="preserve"> 5% of time slots, forecast error exceeds 101.95 kW | In 5% of time slots, forecast error exceeds 101.63 kW |</w:t>
-      </w:r>
-    </w:p>
-    <w:p>
-      <w:r>
-        <w:t>| **Financial Implication** | 101.95 kW × ₹4/kWh = ₹407.8 per worst interval | 101.63 kW × ₹4/kWh = **₹406.5 per worst interval** |</w:t>
-      </w:r>
-    </w:p>
-    <w:p>
-      <w:r>
-        <w:t>| **Spinning Reserve Implication** | Operators should maintain ≥102 kW contingency reserve | Operators should maintain **≥102 kW contingency reserve** |</w:t>
-      </w:r>
-    </w:p>
-    <w:p>
-      <w:r>
-        <w:lastRenderedPageBreak/>
-        <w:t>| **Governance Status** | Unmonitored | **Reported quarterly to Board** |</w:t>
-      </w:r>
-    </w:p>
-    <w:p/>
-    <w:p>
-      <w:r>
-        <w:t>&gt; **Board Interpretation</w:t>
-      </w:r>
-      <w:proofErr w:type="gramStart"/>
-      <w:r>
-        <w:t>:*</w:t>
-      </w:r>
-      <w:proofErr w:type="gramEnd"/>
-      <w:r>
-        <w:t>* The 95th percentile deviation of 101.63 kW means our ₹4/kWh tail exposure is bounded at approximately **₹407 per 15-minute interval** in the worst 5% of cases. This is known, quantified, and used to size operational spinning reserves. This metric gives the Board confidence that extreme outcomes are bounded and disclosed, not hidden.</w:t>
-      </w:r>
-    </w:p>
-    <w:p/>
-    <w:p>
-      <w:r>
-        <w:t>---</w:t>
-      </w:r>
-    </w:p>
-    <w:p/>
-    <w:p>
-      <w:r>
-        <w:t>### 6.2 Worst 5 Deviation Intervals</w:t>
-      </w:r>
-    </w:p>
-    <w:p/>
-    <w:p>
-      <w:r>
-        <w:t xml:space="preserve">Based on validated </w:t>
-      </w:r>
-      <w:proofErr w:type="spellStart"/>
-      <w:r>
-        <w:t>backtest</w:t>
-      </w:r>
-      <w:proofErr w:type="spellEnd"/>
-      <w:r>
-        <w:t xml:space="preserve"> data, the five worst forecast deviations occurred during:</w:t>
-      </w:r>
-    </w:p>
-    <w:p/>
-    <w:p>
-      <w:r>
-        <w:t>| Rank | Period Type | Condition | Approx. Deviation | Penalty Impact |</w:t>
-      </w:r>
-    </w:p>
-    <w:p>
-      <w:r>
-        <w:t>|------|------------|-----------|------------------|----------------|</w:t>
-      </w:r>
-    </w:p>
-    <w:p>
-      <w:r>
-        <w:t>| 1 | Evening peak (20:00) | Sudden temperature spike | ~175–180 kW | ~₹700 per slot |</w:t>
-      </w:r>
-    </w:p>
-    <w:p>
-      <w:r>
-        <w:t>| 2 | Morning ramp (09:00) | Commercial load surge post-holiday | ~155–165 kW | ~₹620 per slot |</w:t>
-      </w:r>
-    </w:p>
-    <w:p>
-      <w:r>
-        <w:t>| 3 | Evening peak (19:30) | Industrial demand above forecast | ~145–155 kW | ~₹580 per slot |</w:t>
-      </w:r>
-    </w:p>
-    <w:p>
-      <w:r>
-        <w:t>| 4 | Afternoon transition (16:30) | Pre-peak AC activation | ~130–140 kW | ~₹520 per slot |</w:t>
-      </w:r>
-    </w:p>
-    <w:p>
-      <w:r>
-        <w:t>| 5 | Late night (23:30) | Delayed commercial shutdown | ~120–130 kW | ~₹480 per slot |</w:t>
-      </w:r>
-    </w:p>
-    <w:p/>
-    <w:p>
-      <w:r>
-        <w:t>**GRIDSHIELD Governance Response to Worst Intervals</w:t>
-      </w:r>
-      <w:proofErr w:type="gramStart"/>
-      <w:r>
-        <w:t>:*</w:t>
-      </w:r>
-      <w:proofErr w:type="gramEnd"/>
-      <w:r>
-        <w:t>*</w:t>
-      </w:r>
-    </w:p>
-    <w:p>
-      <w:r>
-        <w:t>- Intervals 1–3 occur during peak hours → managed by **Peak Reliability Guardrail (Q0.90</w:t>
-      </w:r>
-      <w:proofErr w:type="gramStart"/>
-      <w:r>
-        <w:t>)*</w:t>
-      </w:r>
-      <w:proofErr w:type="gramEnd"/>
-      <w:r>
-        <w:t>*</w:t>
-      </w:r>
-    </w:p>
-    <w:p>
-      <w:r>
-        <w:t>- Intervals 4–5 are monitored via **Risk Transparency Dashboard**</w:t>
-      </w:r>
-    </w:p>
-    <w:p>
-      <w:r>
-        <w:lastRenderedPageBreak/>
-        <w:t>- Scenario modeling in Executive Dashboard allows operators to test these conditions in advance</w:t>
-      </w:r>
-    </w:p>
-    <w:p/>
-    <w:p>
-      <w:r>
-        <w:t>&gt; **Board Interpretation</w:t>
-      </w:r>
-      <w:proofErr w:type="gramStart"/>
-      <w:r>
-        <w:t>:*</w:t>
-      </w:r>
-      <w:proofErr w:type="gramEnd"/>
-      <w:r>
-        <w:t>* The five worst deviation events are predominantly during temperature spike and commercial surge conditions. The Peak Reliability Guardrail is specifically calibrated to reduce under-forecast exposure during exactly these high-risk intervals.</w:t>
-      </w:r>
-    </w:p>
-    <w:p/>
-    <w:p>
-      <w:r>
-        <w:t>---</w:t>
-      </w:r>
-    </w:p>
-    <w:p/>
-    <w:p>
-      <w:r>
-        <w:t>### 6.3 Financial Impact of Peak Volatility</w:t>
-      </w:r>
-    </w:p>
-    <w:p/>
-    <w:p>
-      <w:r>
-        <w:t>| Metric | Value |</w:t>
-      </w:r>
-    </w:p>
-    <w:p>
-      <w:r>
-        <w:t>|--------|-------|</w:t>
-      </w:r>
-    </w:p>
-    <w:p>
-      <w:r>
-        <w:t>| Peak hours share of day | 16.7% (4 hours of 24) |</w:t>
-      </w:r>
-    </w:p>
-    <w:p>
-      <w:r>
-        <w:t>| Peak penalty share (Stage 3) | 16.8% (₹38,184 of ₹227,257) |</w:t>
-      </w:r>
-    </w:p>
-    <w:p>
-      <w:r>
-        <w:t xml:space="preserve">| Effective peak penalty rate | </w:t>
-      </w:r>
-      <w:proofErr w:type="gramStart"/>
-      <w:r>
-        <w:t>Marginally</w:t>
-      </w:r>
-      <w:proofErr w:type="gramEnd"/>
-      <w:r>
-        <w:t xml:space="preserve"> proportional — no concentration risk |</w:t>
-      </w:r>
-    </w:p>
-    <w:p>
-      <w:r>
-        <w:t>| Peak guardrail cost | ~₹1,780 additional over-forecast penalty per quarter |</w:t>
-      </w:r>
-    </w:p>
-    <w:p>
-      <w:r>
-        <w:t xml:space="preserve">| Peak guardrail benefit | Protection against ₹4/kWh </w:t>
-      </w:r>
-      <w:proofErr w:type="spellStart"/>
-      <w:r>
-        <w:t>drawal</w:t>
-      </w:r>
-      <w:proofErr w:type="spellEnd"/>
-      <w:r>
-        <w:t xml:space="preserve"> during highest-risk window |</w:t>
-      </w:r>
-    </w:p>
-    <w:p>
-      <w:r>
-        <w:t>| Net value of Peak Guardrail | Positive — contained concentration prevents tail escalation |</w:t>
-      </w:r>
-    </w:p>
-    <w:p/>
-    <w:p>
-      <w:r>
-        <w:t>&gt; **Board Interpretation</w:t>
-      </w:r>
-      <w:proofErr w:type="gramStart"/>
-      <w:r>
-        <w:t>:*</w:t>
-      </w:r>
-      <w:proofErr w:type="gramEnd"/>
-      <w:r>
-        <w:t>* The fact that peak hours generate 16.8% of penalties while comprising 16.7% of time demonstrates that GRIDSHIELD has **successfully neutralized peak-hour concentration risk**. Without the guardrail (Stage 2), peak-hour volatility would generate disproportionate penalty accumulation.</w:t>
-      </w:r>
-    </w:p>
-    <w:p/>
-    <w:p>
-      <w:r>
-        <w:t>---</w:t>
-      </w:r>
-    </w:p>
-    <w:p/>
-    <w:p>
-      <w:r>
-        <w:t xml:space="preserve">### 6.4 Strategy Justification </w:t>
-      </w:r>
-      <w:proofErr w:type="gramStart"/>
-      <w:r>
-        <w:t>Under</w:t>
-      </w:r>
-      <w:proofErr w:type="gramEnd"/>
-      <w:r>
-        <w:t xml:space="preserve"> New Regime</w:t>
-      </w:r>
-    </w:p>
-    <w:p/>
-    <w:p>
-      <w:r>
-        <w:t>**What changed from Stage 1 to Stage 2:**</w:t>
-      </w:r>
-    </w:p>
-    <w:p>
-      <w:r>
-        <w:t>- New demand regime introduced structural load changes</w:t>
-      </w:r>
-    </w:p>
-    <w:p>
-      <w:r>
-        <w:t>- Stage 1 model (MSE-optimized) no longer optimal under new regime</w:t>
-      </w:r>
-    </w:p>
-    <w:p>
-      <w:r>
-        <w:t>- Without governance controls, Stage 2 Baseline breaches ₹2</w:t>
-      </w:r>
-      <w:proofErr w:type="gramStart"/>
-      <w:r>
-        <w:t>,30,000</w:t>
-      </w:r>
-      <w:proofErr w:type="gramEnd"/>
-      <w:r>
-        <w:t xml:space="preserve"> exposure cap</w:t>
-      </w:r>
-    </w:p>
-    <w:p/>
-    <w:p>
-      <w:r>
-        <w:t>**Why Stage 3 GRIDSHIELD is the correct response</w:t>
-      </w:r>
-      <w:proofErr w:type="gramStart"/>
-      <w:r>
-        <w:t>:*</w:t>
-      </w:r>
-      <w:proofErr w:type="gramEnd"/>
-      <w:r>
-        <w:t>*</w:t>
-      </w:r>
-    </w:p>
-    <w:p/>
-    <w:p>
-      <w:r>
-        <w:t>| Stage 2 Condition | Stage 3 Governance Response |</w:t>
-      </w:r>
-    </w:p>
-    <w:p>
-      <w:r>
-        <w:t>|-------------------|-----------------------------|</w:t>
-      </w:r>
-    </w:p>
-    <w:p>
-      <w:r>
-        <w:t>| Under-forecast bias (+0.54%) | Bias Governance Layer → enforce α=0.667 |</w:t>
-      </w:r>
-    </w:p>
-    <w:p>
-      <w:r>
-        <w:t>| No peak protection | Peak Reliability Guardrail → Q0.90 at 18–22h |</w:t>
-      </w:r>
-    </w:p>
-    <w:p>
-      <w:r>
-        <w:t>| Exposure cap breach | Exposure Control Engine → monitors ₹2</w:t>
-      </w:r>
-      <w:proofErr w:type="gramStart"/>
-      <w:r>
-        <w:t>,30,000</w:t>
-      </w:r>
-      <w:proofErr w:type="gramEnd"/>
-      <w:r>
-        <w:t xml:space="preserve"> ceiling |</w:t>
-      </w:r>
-    </w:p>
-    <w:p>
-      <w:r>
-        <w:t>| No tail risk reporting | Risk Transparency Dashboard → 95th %</w:t>
-      </w:r>
-      <w:proofErr w:type="spellStart"/>
-      <w:r>
-        <w:t>ile</w:t>
-      </w:r>
-      <w:proofErr w:type="spellEnd"/>
-      <w:r>
-        <w:t xml:space="preserve"> reported |</w:t>
-      </w:r>
-    </w:p>
-    <w:p>
-      <w:r>
-        <w:t>| No Board compliance output | Full 9-metric compliance dashboard deployed |</w:t>
-      </w:r>
-    </w:p>
-    <w:p/>
-    <w:p>
-      <w:r>
-        <w:t>---</w:t>
-      </w:r>
-    </w:p>
-    <w:p/>
-    <w:p>
-      <w:r>
-        <w:t>## 7. REGIME-ADJUSTED STRATEGY JUSTIFICATION</w:t>
-      </w:r>
-    </w:p>
-    <w:p/>
-    <w:p>
-      <w:r>
-        <w:t>### 7.1 Why the Strategy Changed</w:t>
-      </w:r>
-    </w:p>
-    <w:p/>
-    <w:p>
-      <w:r>
-        <w:t>The Stage 1 model was optimized for a historical demand regime. When Stage 2 introduced a new operating environment, the model's assumptions required recalibration. The ABT penalty structure remains unchanged:</w:t>
-      </w:r>
-    </w:p>
-    <w:p/>
-    <w:p>
-      <w:r>
-        <w:t>- **Under-forecast penalty</w:t>
-      </w:r>
-      <w:proofErr w:type="gramStart"/>
-      <w:r>
-        <w:t>:*</w:t>
-      </w:r>
-      <w:proofErr w:type="gramEnd"/>
-      <w:r>
-        <w:t xml:space="preserve">* ₹4/kWh (grid </w:t>
-      </w:r>
-      <w:proofErr w:type="spellStart"/>
-      <w:r>
-        <w:t>drawal</w:t>
-      </w:r>
-      <w:proofErr w:type="spellEnd"/>
-      <w:r>
-        <w:t xml:space="preserve"> — costly)</w:t>
-      </w:r>
-    </w:p>
-    <w:p>
-      <w:r>
-        <w:lastRenderedPageBreak/>
-        <w:t>- **Over-forecast penalty</w:t>
-      </w:r>
-      <w:proofErr w:type="gramStart"/>
-      <w:r>
-        <w:t>:*</w:t>
-      </w:r>
-      <w:proofErr w:type="gramEnd"/>
-      <w:r>
-        <w:t>* ₹2/kWh (procurement over-procurement — manageable)</w:t>
-      </w:r>
-    </w:p>
-    <w:p/>
-    <w:p>
-      <w:r>
-        <w:t xml:space="preserve">The ratio has not changed. Therefore, the **optimal </w:t>
-      </w:r>
-      <w:proofErr w:type="spellStart"/>
-      <w:r>
-        <w:t>quantile</w:t>
-      </w:r>
-      <w:proofErr w:type="spellEnd"/>
-      <w:r>
-        <w:t xml:space="preserve"> remains α = 0.667**, and the bias governance target remains −0.61%. What changed is that **governance controls were formally activated** to ensure the strategy is enforced systematically rather than incidentally.</w:t>
-      </w:r>
-    </w:p>
-    <w:p/>
-    <w:p>
-      <w:r>
-        <w:t>---</w:t>
-      </w:r>
-    </w:p>
-    <w:p/>
-    <w:p>
-      <w:r>
-        <w:t>### 7.2 Controlled Trade-Offs Accepted</w:t>
-      </w:r>
-    </w:p>
-    <w:p/>
-    <w:p>
-      <w:r>
-        <w:t>| Trade-Off | What We Accept | What We Avoid | Board Rationale |</w:t>
-      </w:r>
-    </w:p>
-    <w:p>
-      <w:r>
-        <w:t>|-----------|---------------|---------------|-----------------|</w:t>
-      </w:r>
-    </w:p>
-    <w:p>
-      <w:r>
-        <w:t xml:space="preserve">| Slightly higher MAPE | 3.19% </w:t>
-      </w:r>
-      <w:proofErr w:type="spellStart"/>
-      <w:r>
-        <w:t>vs</w:t>
-      </w:r>
-      <w:proofErr w:type="spellEnd"/>
-      <w:r>
-        <w:t xml:space="preserve"> 3.03% (0.16% difference) | ₹25,308 quarterly penalty breach | Financial prudence over statistical precision |</w:t>
-      </w:r>
-    </w:p>
-    <w:p>
-      <w:r>
-        <w:t>| Additional over-forecast cost | +₹30,926 / quarter | ₹56,233 under-forecast exposure | ₹2/kWh over-forecast beats ₹4/kWh under-forecast |</w:t>
-      </w:r>
-    </w:p>
-    <w:p>
-      <w:r>
-        <w:t>| Peak buffer cost | +₹1,780 / quarter | Disproportionate peak escalation | Insurance against highest-cost window |</w:t>
-      </w:r>
-    </w:p>
-    <w:p>
-      <w:r>
-        <w:t>| Modest bias | −0.61% over-forecast | Positive bias breach | Regulatory positioning under ABT structure |</w:t>
-      </w:r>
-    </w:p>
-    <w:p/>
-    <w:p>
-      <w:r>
-        <w:t>---</w:t>
-      </w:r>
-    </w:p>
-    <w:p/>
-    <w:p>
-      <w:r>
-        <w:t>### 7.3 What Would Failure Look Like?</w:t>
-      </w:r>
-    </w:p>
-    <w:p/>
-    <w:p>
-      <w:r>
-        <w:t>If Stage 3 governance controls were NOT activated and Stage 2 Baseline continued:</w:t>
-      </w:r>
-    </w:p>
-    <w:p/>
-    <w:p>
-      <w:r>
-        <w:t>| Failure Metric | Impact |</w:t>
-      </w:r>
-    </w:p>
-    <w:p>
-      <w:r>
-        <w:lastRenderedPageBreak/>
-        <w:t>|----------------|--------|</w:t>
-      </w:r>
-    </w:p>
-    <w:p>
-      <w:r>
-        <w:t>| Quarterly penalty | ₹252,565 — exceeds Board cap by ₹22,565 |</w:t>
-      </w:r>
-    </w:p>
-    <w:p>
-      <w:r>
-        <w:t>| Annual penalty | ~₹1,010,000 (+₹101,000 vs. Stage 3) |</w:t>
-      </w:r>
-    </w:p>
-    <w:p>
-      <w:r>
-        <w:t>| Bias direction | Positive (under-forecast risk not corrected) |</w:t>
-      </w:r>
-    </w:p>
-    <w:p>
-      <w:r>
-        <w:t>| Peak volatility | Unmonitored and ungoverned |</w:t>
-      </w:r>
-    </w:p>
-    <w:p>
-      <w:r>
-        <w:t xml:space="preserve">| Board visibility | No compliance dashboard — no </w:t>
-      </w:r>
-      <w:proofErr w:type="spellStart"/>
-      <w:r>
-        <w:t>reportability</w:t>
-      </w:r>
-      <w:proofErr w:type="spellEnd"/>
-      <w:r>
-        <w:t xml:space="preserve"> |</w:t>
-      </w:r>
-    </w:p>
-    <w:p>
-      <w:r>
-        <w:t>| Regulatory posture | Non-compliant with exposure cap |</w:t>
-      </w:r>
-    </w:p>
-    <w:p/>
-    <w:p>
-      <w:r>
-        <w:t>---</w:t>
-      </w:r>
-    </w:p>
-    <w:p/>
-    <w:p>
-      <w:r>
-        <w:t>## 8. BOARD-LEVEL STRATEGIC INTERPRETATION</w:t>
-      </w:r>
-    </w:p>
-    <w:p/>
-    <w:p>
-      <w:r>
-        <w:t>&gt; Each metric below is paired with the decision confidence it provides to the Board.</w:t>
-      </w:r>
-    </w:p>
-    <w:p/>
-    <w:p>
-      <w:r>
-        <w:t>---</w:t>
-      </w:r>
-    </w:p>
-    <w:p/>
-    <w:p>
-      <w:r>
-        <w:t>### 8.1 Total Financial Exposure — ₹2</w:t>
-      </w:r>
-      <w:proofErr w:type="gramStart"/>
-      <w:r>
-        <w:t>,27,257</w:t>
-      </w:r>
-      <w:proofErr w:type="gramEnd"/>
-    </w:p>
-    <w:p/>
-    <w:p>
-      <w:r>
-        <w:t>**Decision Confidence</w:t>
-      </w:r>
-      <w:proofErr w:type="gramStart"/>
-      <w:r>
-        <w:t>:*</w:t>
-      </w:r>
-      <w:proofErr w:type="gramEnd"/>
-      <w:r>
-        <w:t>*  </w:t>
-      </w:r>
-    </w:p>
-    <w:p>
-      <w:r>
-        <w:t>The Board can approve GRIDSHIELD deployment with confidence that quarterly penalty exposure will remain within the authorized ₹2</w:t>
-      </w:r>
-      <w:proofErr w:type="gramStart"/>
-      <w:r>
-        <w:t>,30,000</w:t>
-      </w:r>
-      <w:proofErr w:type="gramEnd"/>
-      <w:r>
-        <w:t xml:space="preserve"> ceiling. The system is operating at 98.8% of cap — leaving a ₹2,743 buffer, with real-time monitoring to alert if trajectory threatens the ceiling.</w:t>
-      </w:r>
-    </w:p>
-    <w:p/>
-    <w:p>
-      <w:r>
-        <w:t>*Financial Prudence rating: HIGH*</w:t>
-      </w:r>
-    </w:p>
-    <w:p/>
-    <w:p>
-      <w:r>
-        <w:t>---</w:t>
-      </w:r>
-    </w:p>
-    <w:p/>
-    <w:p>
-      <w:r>
-        <w:t>### 8.2 Penalty Reduction — ₹25,308 per Quarter</w:t>
-      </w:r>
-    </w:p>
-    <w:p/>
-    <w:p>
-      <w:r>
-        <w:t>**Decision Confidence</w:t>
-      </w:r>
-      <w:proofErr w:type="gramStart"/>
-      <w:r>
-        <w:t>:*</w:t>
-      </w:r>
-      <w:proofErr w:type="gramEnd"/>
-      <w:r>
-        <w:t>*  </w:t>
-      </w:r>
-    </w:p>
-    <w:p>
-      <w:r>
-        <w:t>The ₹25,308 quarterly improvement over Stage 2 Baseline is entirely attributable to governance controls. The Board is not relying on better weather data, more historic data, or model upgrades — this saving comes from operational discipline: correct bias direction and peak-hour buffering. It is repeatable and defensible.</w:t>
-      </w:r>
-    </w:p>
-    <w:p/>
-    <w:p>
-      <w:r>
-        <w:t>*Regulatory Compliance confidence: HIGH*</w:t>
-      </w:r>
-    </w:p>
-    <w:p/>
-    <w:p>
-      <w:r>
-        <w:t>---</w:t>
-      </w:r>
-    </w:p>
-    <w:p/>
-    <w:p>
-      <w:r>
-        <w:t>### 8.3 Forecast Bias — −0.61%</w:t>
-      </w:r>
-    </w:p>
-    <w:p/>
-    <w:p>
-      <w:r>
-        <w:t>**Decision Confidence</w:t>
-      </w:r>
-      <w:proofErr w:type="gramStart"/>
-      <w:r>
-        <w:t>:*</w:t>
-      </w:r>
-      <w:proofErr w:type="gramEnd"/>
-      <w:r>
-        <w:t>*  </w:t>
-      </w:r>
-    </w:p>
-    <w:p>
-      <w:r>
-        <w:t>The negative bias is intentional and mathematically justified. The Bias Governance Layer ensures we are positioned to pay ₹2/kWh rather than ₹4/kWh under uncertainty. Any positive drift in bias would represent a governance failure — which the system flags within one forecasting cycle.</w:t>
-      </w:r>
-    </w:p>
-    <w:p/>
-    <w:p>
-      <w:r>
-        <w:t>*Grid Stability confidence: HIGH*</w:t>
-      </w:r>
-    </w:p>
-    <w:p/>
-    <w:p>
-      <w:r>
-        <w:t>---</w:t>
-      </w:r>
-    </w:p>
-    <w:p/>
-    <w:p>
-      <w:r>
-        <w:t>### 8.4 Peak-Hour Penalty Concentration — 16.8%</w:t>
-      </w:r>
-    </w:p>
-    <w:p/>
-    <w:p>
-      <w:r>
-        <w:t>**Decision Confidence</w:t>
-      </w:r>
-      <w:proofErr w:type="gramStart"/>
-      <w:r>
-        <w:t>:*</w:t>
-      </w:r>
-      <w:proofErr w:type="gramEnd"/>
-      <w:r>
-        <w:t>*  </w:t>
-      </w:r>
-    </w:p>
-    <w:p>
-      <w:r>
-        <w:lastRenderedPageBreak/>
-        <w:t>Peak hours (18:00–22:00) account for 16.8% of penalties while comprising 16.7% of time. This near-proportional distribution confirms that GRIDSHIELD's Peak Reliability Guardrail is preventing any disproportionate risk concentration during high-stress hours. The Board may approve continuation of this strategy.</w:t>
-      </w:r>
-    </w:p>
-    <w:p/>
-    <w:p>
-      <w:r>
-        <w:t>*Controlled Trade-off clarity: HIGH*</w:t>
-      </w:r>
-    </w:p>
-    <w:p/>
-    <w:p>
-      <w:r>
-        <w:t>---</w:t>
-      </w:r>
-    </w:p>
-    <w:p/>
-    <w:p>
-      <w:r>
-        <w:t>### 8.5 95th Percentile Deviation — 101.63 kW</w:t>
-      </w:r>
-    </w:p>
-    <w:p/>
-    <w:p>
-      <w:r>
-        <w:t>**Decision Confidence</w:t>
-      </w:r>
-      <w:proofErr w:type="gramStart"/>
-      <w:r>
-        <w:t>:*</w:t>
-      </w:r>
-      <w:proofErr w:type="gramEnd"/>
-      <w:r>
-        <w:t>*  </w:t>
-      </w:r>
-    </w:p>
-    <w:p>
-      <w:r>
-        <w:t>The Board has a defined tail risk figure. In extreme scenarios (top 5% of deviations), exposure is bounded at ~₹407 per 15-minute interval. This is the number that SLDC spinning reserve requirements should be based upon. The figure is stable, quantified, and declining year-on-year with model updates.</w:t>
-      </w:r>
-    </w:p>
-    <w:p/>
-    <w:p>
-      <w:r>
-        <w:t>*Risk Transparency confidence: HIGH*</w:t>
-      </w:r>
-    </w:p>
-    <w:p/>
-    <w:p>
-      <w:r>
-        <w:t>---</w:t>
-      </w:r>
-    </w:p>
-    <w:p/>
-    <w:p>
-      <w:r>
-        <w:t>### 8.6 Under-Forecast Penalty Reduction — 30.1%</w:t>
-      </w:r>
-    </w:p>
-    <w:p/>
-    <w:p>
-      <w:r>
-        <w:t>**Decision Confidence</w:t>
-      </w:r>
-      <w:proofErr w:type="gramStart"/>
-      <w:r>
-        <w:t>:*</w:t>
-      </w:r>
-      <w:proofErr w:type="gramEnd"/>
-      <w:r>
-        <w:t>*  </w:t>
-      </w:r>
-    </w:p>
-    <w:p>
-      <w:r>
-        <w:t>The most expensive penalty category has been reduced by nearly a third relative to Stage 2 Baseline. This is the primary financial win of Stage 3 governance. The Board should note that this improvement requires zero additional capital investment — it is achieved purely through disciplined strategy governance.</w:t>
-      </w:r>
-    </w:p>
-    <w:p/>
-    <w:p>
-      <w:r>
-        <w:t>*Financial Prudence rating: VERY HIGH*</w:t>
-      </w:r>
-    </w:p>
-    <w:p/>
-    <w:p>
-      <w:r>
-        <w:t>---</w:t>
-      </w:r>
-    </w:p>
-    <w:p/>
-    <w:p>
-      <w:r>
-        <w:t>## 9. OPERATIONAL APPROVAL RECOMMENDATION</w:t>
-      </w:r>
-    </w:p>
-    <w:p/>
-    <w:p>
-      <w:r>
-        <w:t>### 9.1 Board Resolution</w:t>
-      </w:r>
-    </w:p>
-    <w:p/>
-    <w:p>
-      <w:r>
-        <w:t>**RESOLVED</w:t>
-      </w:r>
-      <w:proofErr w:type="gramStart"/>
-      <w:r>
-        <w:t>:*</w:t>
-      </w:r>
-      <w:proofErr w:type="gramEnd"/>
-      <w:r>
-        <w:t>* The Board of Directors of Lumina Energy hereby notes and approves the following:</w:t>
-      </w:r>
-    </w:p>
-    <w:p/>
-    <w:p>
-      <w:r>
-        <w:t>1. **GRIDSHIELD Stage 3 Controlled Strategy** satisfies all nine governance constraints imposed by the Board.</w:t>
-      </w:r>
-    </w:p>
-    <w:p/>
-    <w:p>
-      <w:r>
-        <w:t>2. The Stage 3 system demonstrates measurable improvement over the Stage 2 Baseline across all primary financial metrics.</w:t>
-      </w:r>
-    </w:p>
-    <w:p/>
-    <w:p>
-      <w:r>
-        <w:t xml:space="preserve">3. The five-component GRIDSHIELD governance architecture (Exposure Control Engine, Bias Governance Layer, Peak Reliability Guardrail, Buffer Optimization Manager, </w:t>
-      </w:r>
-      <w:proofErr w:type="gramStart"/>
-      <w:r>
-        <w:t>Risk</w:t>
-      </w:r>
-      <w:proofErr w:type="gramEnd"/>
-      <w:r>
-        <w:t xml:space="preserve"> Transparency Dashboard) is suitable for ongoing operational deployment.</w:t>
-      </w:r>
-    </w:p>
-    <w:p/>
-    <w:p>
-      <w:r>
-        <w:t>4. The ₹25,308 quarterly improvement and ₹100,000 annual benefit justify continuation and full-scale operational rollout.</w:t>
-      </w:r>
-    </w:p>
-    <w:p/>
-    <w:p>
-      <w:r>
-        <w:t>---</w:t>
-      </w:r>
-    </w:p>
-    <w:p/>
-    <w:p>
-      <w:r>
-        <w:t>### 9.2 Immediate Deployment Actions</w:t>
-      </w:r>
-    </w:p>
-    <w:p/>
-    <w:p>
-      <w:r>
         <w:t>| Action | Owner | Timeline | Status |</w:t>
       </w:r>
     </w:p>
     <w:p>
       <w:r>
-        <w:lastRenderedPageBreak/>
         <w:t>|--------|-------|----------|--------|</w:t>
       </w:r>
     </w:p>
@@ -3980,6 +4020,7 @@
     </w:p>
     <w:p>
       <w:r>
+        <w:lastRenderedPageBreak/>
         <w:t>|----------------|-----------|--------------------------|</w:t>
       </w:r>
     </w:p>
@@ -4039,7 +4080,6 @@
     <w:p/>
     <w:p>
       <w:r>
-        <w:lastRenderedPageBreak/>
         <w:t>**GRIDSHIELD Stage 3 is approved for full Board endorsement based on the following demonstrated outcomes</w:t>
       </w:r>
       <w:proofErr w:type="gramStart"/>
@@ -4288,7 +4328,7 @@
     <w:p/>
     <w:p/>
     <w:sectPr>
-      <w:headerReference w:type="default" r:id="rId9"/>
+      <w:headerReference w:type="default" r:id="rId10"/>
       <w:pgSz w:w="12240" w:h="15840"/>
       <w:pgMar w:top="1440" w:right="1800" w:bottom="1440" w:left="1800" w:header="720" w:footer="720" w:gutter="0"/>
       <w:cols w:space="720"/>
@@ -5785,6 +5825,7 @@
   <w:style w:type="character" w:default="1" w:styleId="DefaultParagraphFont">
     <w:name w:val="Default Paragraph Font"/>
     <w:uiPriority w:val="1"/>
+    <w:semiHidden/>
     <w:unhideWhenUsed/>
   </w:style>
   <w:style w:type="table" w:default="1" w:styleId="TableNormal">
@@ -17752,7 +17793,7 @@
 </file>
 
 <file path=customXml/itemProps1.xml><?xml version="1.0" encoding="utf-8"?>
-<ds:datastoreItem xmlns:ds="http://schemas.openxmlformats.org/officeDocument/2006/customXml" ds:itemID="{2726CBCE-2492-47E8-8F57-0CCBDC16385E}">
+<ds:datastoreItem xmlns:ds="http://schemas.openxmlformats.org/officeDocument/2006/customXml" ds:itemID="{4668761B-FF94-4994-B8D4-D1926EF858F5}">
   <ds:schemaRefs>
     <ds:schemaRef ds:uri="http://schemas.openxmlformats.org/officeDocument/2006/bibliography"/>
   </ds:schemaRefs>
